--- a/softcopyright/3、心湖匿名心理关怀系统软件V1.0_软件说明书.docx
+++ b/softcopyright/3、心湖匿名心理关怀系统软件V1.0_软件说明书.docx
@@ -4,7 +4,7 @@
   <w:body>
     <w:p>
       <w:pPr>
-        <w:spacing w:before="960"/>
+        <w:spacing w:before="1600"/>
         <w:jc w:val="center"/>
       </w:pPr>
       <w:r>
@@ -22,9 +22,8 @@
       </w:pPr>
       <w:r>
         <w:rPr>
-          <w:rFonts w:ascii="黑体" w:hAnsi="黑体" w:eastAsia="黑体"/>
-          <w:b/>
-          <w:sz w:val="36"/>
+          <w:rFonts w:ascii="宋体" w:hAnsi="宋体" w:eastAsia="宋体"/>
+          <w:sz w:val="28"/>
         </w:rPr>
         <w:t>软件说明书</w:t>
       </w:r>
@@ -36,9 +35,9 @@
       <w:r>
         <w:rPr>
           <w:rFonts w:ascii="宋体" w:hAnsi="宋体" w:eastAsia="宋体"/>
-          <w:sz w:val="26"/>
+          <w:sz w:val="24"/>
         </w:rPr>
-        <w:t>软件名称：心湖匿名心理关怀系统软件</w:t>
+        <w:t>文档用途：计算机软件著作权登记材料</w:t>
       </w:r>
     </w:p>
     <w:p>
@@ -48,9 +47,9 @@
       <w:r>
         <w:rPr>
           <w:rFonts w:ascii="宋体" w:hAnsi="宋体" w:eastAsia="宋体"/>
-          <w:sz w:val="26"/>
+          <w:sz w:val="24"/>
         </w:rPr>
-        <w:t>版本号：V1.0</w:t>
+        <w:t>编制日期：2026年4月25日</w:t>
       </w:r>
     </w:p>
     <w:p>
@@ -60,33 +59,9 @@
       <w:r>
         <w:rPr>
           <w:rFonts w:ascii="宋体" w:hAnsi="宋体" w:eastAsia="宋体"/>
-          <w:sz w:val="26"/>
+          <w:sz w:val="24"/>
         </w:rPr>
-        <w:t>软件简称：HeartLake / 心湖</w:t>
-      </w:r>
-    </w:p>
-    <w:p>
-      <w:pPr>
-        <w:jc w:val="center"/>
-      </w:pPr>
-      <w:r>
-        <w:rPr>
-          <w:rFonts w:ascii="宋体" w:hAnsi="宋体" w:eastAsia="宋体"/>
-          <w:sz w:val="26"/>
-        </w:rPr>
-        <w:t>编制依据：当前 codee/HeartLake 源码、本地构建结果、云端接口复核结果</w:t>
-      </w:r>
-    </w:p>
-    <w:p>
-      <w:pPr>
-        <w:jc w:val="center"/>
-      </w:pPr>
-      <w:r>
-        <w:rPr>
-          <w:rFonts w:ascii="宋体" w:hAnsi="宋体" w:eastAsia="宋体"/>
-          <w:sz w:val="26"/>
-        </w:rPr>
-        <w:t>编制日期：2026年4月24日</w:t>
+        <w:t>公网复核地址：http://121.41.195.165</w:t>
       </w:r>
     </w:p>
     <w:p>
@@ -102,225 +77,369 @@
         <w:rPr>
           <w:rFonts w:ascii="黑体" w:hAnsi="黑体" w:eastAsia="黑体"/>
           <w:b/>
-          <w:sz w:val="32"/>
+          <w:sz w:val="30"/>
         </w:rPr>
         <w:t>目录</w:t>
       </w:r>
     </w:p>
     <w:p>
+      <w:pPr>
+        <w:jc w:val="both"/>
+      </w:pPr>
       <w:r>
         <w:rPr>
           <w:rFonts w:ascii="宋体" w:hAnsi="宋体" w:eastAsia="宋体"/>
-          <w:sz w:val="24"/>
+          <w:sz w:val="23"/>
         </w:rPr>
         <w:t>一、系统概述</w:t>
       </w:r>
     </w:p>
     <w:p>
+      <w:pPr>
+        <w:jc w:val="both"/>
+      </w:pPr>
       <w:r>
         <w:rPr>
           <w:rFonts w:ascii="宋体" w:hAnsi="宋体" w:eastAsia="宋体"/>
-          <w:sz w:val="24"/>
+          <w:sz w:val="23"/>
         </w:rPr>
-        <w:t>二、真实运行与构建结果</w:t>
+        <w:t>二、运行环境</w:t>
       </w:r>
     </w:p>
     <w:p>
+      <w:pPr>
+        <w:jc w:val="both"/>
+      </w:pPr>
       <w:r>
         <w:rPr>
           <w:rFonts w:ascii="宋体" w:hAnsi="宋体" w:eastAsia="宋体"/>
-          <w:sz w:val="24"/>
+          <w:sz w:val="23"/>
         </w:rPr>
-        <w:t>三、系统入口与访问方式</w:t>
+        <w:t>三、总体架构</w:t>
       </w:r>
     </w:p>
     <w:p>
+      <w:pPr>
+        <w:jc w:val="both"/>
+      </w:pPr>
       <w:r>
         <w:rPr>
           <w:rFonts w:ascii="宋体" w:hAnsi="宋体" w:eastAsia="宋体"/>
-          <w:sz w:val="24"/>
+          <w:sz w:val="23"/>
         </w:rPr>
-        <w:t>四、用户端启动与匿名登录</w:t>
+        <w:t>四、数据规模与展示数据</w:t>
       </w:r>
     </w:p>
     <w:p>
+      <w:pPr>
+        <w:jc w:val="both"/>
+      </w:pPr>
       <w:r>
         <w:rPr>
           <w:rFonts w:ascii="宋体" w:hAnsi="宋体" w:eastAsia="宋体"/>
-          <w:sz w:val="24"/>
+          <w:sz w:val="23"/>
         </w:rPr>
-        <w:t>五、观湖内容流</w:t>
+        <w:t>五、匿名登录</w:t>
       </w:r>
     </w:p>
     <w:p>
+      <w:pPr>
+        <w:jc w:val="both"/>
+      </w:pPr>
       <w:r>
         <w:rPr>
           <w:rFonts w:ascii="宋体" w:hAnsi="宋体" w:eastAsia="宋体"/>
-          <w:sz w:val="24"/>
+          <w:sz w:val="23"/>
         </w:rPr>
-        <w:t>六、投石发布</w:t>
+        <w:t>六、观湖首页</w:t>
       </w:r>
     </w:p>
     <w:p>
+      <w:pPr>
+        <w:jc w:val="both"/>
+      </w:pPr>
       <w:r>
         <w:rPr>
           <w:rFonts w:ascii="宋体" w:hAnsi="宋体" w:eastAsia="宋体"/>
-          <w:sz w:val="24"/>
+          <w:sz w:val="23"/>
         </w:rPr>
-        <w:t>七、涟漪与纸船互动</w:t>
+        <w:t>七、投石发布</w:t>
       </w:r>
     </w:p>
     <w:p>
+      <w:pPr>
+        <w:jc w:val="both"/>
+      </w:pPr>
       <w:r>
         <w:rPr>
           <w:rFonts w:ascii="宋体" w:hAnsi="宋体" w:eastAsia="宋体"/>
-          <w:sz w:val="24"/>
+          <w:sz w:val="23"/>
         </w:rPr>
-        <w:t>八、通知中心</w:t>
+        <w:t>八、涟漪互动</w:t>
       </w:r>
     </w:p>
     <w:p>
+      <w:pPr>
+        <w:jc w:val="both"/>
+      </w:pPr>
       <w:r>
         <w:rPr>
           <w:rFonts w:ascii="宋体" w:hAnsi="宋体" w:eastAsia="宋体"/>
-          <w:sz w:val="24"/>
+          <w:sz w:val="23"/>
         </w:rPr>
-        <w:t>九、好友与临时好友</w:t>
+        <w:t>九、纸船回应</w:t>
       </w:r>
     </w:p>
     <w:p>
+      <w:pPr>
+        <w:jc w:val="both"/>
+      </w:pPr>
       <w:r>
         <w:rPr>
           <w:rFonts w:ascii="宋体" w:hAnsi="宋体" w:eastAsia="宋体"/>
-          <w:sz w:val="24"/>
+          <w:sz w:val="23"/>
         </w:rPr>
-        <w:t>十、情绪日历、热力图与趋势</w:t>
+        <w:t>十、共鸣发现</w:t>
       </w:r>
     </w:p>
     <w:p>
+      <w:pPr>
+        <w:jc w:val="both"/>
+      </w:pPr>
       <w:r>
         <w:rPr>
           <w:rFonts w:ascii="宋体" w:hAnsi="宋体" w:eastAsia="宋体"/>
-          <w:sz w:val="24"/>
+          <w:sz w:val="23"/>
         </w:rPr>
-        <w:t>十一、湖神聊天与 AI 陪伴</w:t>
+        <w:t>十一、个性化推荐</w:t>
       </w:r>
     </w:p>
     <w:p>
+      <w:pPr>
+        <w:jc w:val="both"/>
+      </w:pPr>
       <w:r>
         <w:rPr>
           <w:rFonts w:ascii="宋体" w:hAnsi="宋体" w:eastAsia="宋体"/>
-          <w:sz w:val="24"/>
+          <w:sz w:val="23"/>
         </w:rPr>
-        <w:t>十二、安全港湾</w:t>
+        <w:t>十二、通知中心</w:t>
       </w:r>
     </w:p>
     <w:p>
+      <w:pPr>
+        <w:jc w:val="both"/>
+      </w:pPr>
       <w:r>
         <w:rPr>
           <w:rFonts w:ascii="宋体" w:hAnsi="宋体" w:eastAsia="宋体"/>
-          <w:sz w:val="24"/>
+          <w:sz w:val="23"/>
         </w:rPr>
-        <w:t>十三、心理咨询与端到端加密</w:t>
+        <w:t>十三、好友与临时好友</w:t>
       </w:r>
     </w:p>
     <w:p>
+      <w:pPr>
+        <w:jc w:val="both"/>
+      </w:pPr>
       <w:r>
         <w:rPr>
           <w:rFonts w:ascii="宋体" w:hAnsi="宋体" w:eastAsia="宋体"/>
-          <w:sz w:val="24"/>
+          <w:sz w:val="23"/>
         </w:rPr>
-        <w:t>十四、隐私与账号管理</w:t>
+        <w:t>十四、个人中心</w:t>
       </w:r>
     </w:p>
     <w:p>
+      <w:pPr>
+        <w:jc w:val="both"/>
+      </w:pPr>
       <w:r>
         <w:rPr>
           <w:rFonts w:ascii="宋体" w:hAnsi="宋体" w:eastAsia="宋体"/>
-          <w:sz w:val="24"/>
+          <w:sz w:val="23"/>
         </w:rPr>
-        <w:t>十五、管理后台登录</w:t>
+        <w:t>十五、情绪日历</w:t>
       </w:r>
     </w:p>
     <w:p>
+      <w:pPr>
+        <w:jc w:val="both"/>
+      </w:pPr>
       <w:r>
         <w:rPr>
           <w:rFonts w:ascii="宋体" w:hAnsi="宋体" w:eastAsia="宋体"/>
-          <w:sz w:val="24"/>
+          <w:sz w:val="23"/>
         </w:rPr>
-        <w:t>十六、管理后台功能</w:t>
+        <w:t>十六、情绪趋势</w:t>
       </w:r>
     </w:p>
     <w:p>
+      <w:pPr>
+        <w:jc w:val="both"/>
+      </w:pPr>
       <w:r>
         <w:rPr>
           <w:rFonts w:ascii="宋体" w:hAnsi="宋体" w:eastAsia="宋体"/>
-          <w:sz w:val="24"/>
+          <w:sz w:val="23"/>
         </w:rPr>
-        <w:t>十七、Edge AI 子系统</w:t>
+        <w:t>十七、守护者</w:t>
       </w:r>
     </w:p>
     <w:p>
+      <w:pPr>
+        <w:jc w:val="both"/>
+      </w:pPr>
       <w:r>
         <w:rPr>
           <w:rFonts w:ascii="宋体" w:hAnsi="宋体" w:eastAsia="宋体"/>
-          <w:sz w:val="24"/>
+          <w:sz w:val="23"/>
         </w:rPr>
-        <w:t>十八、推荐、共鸣搜索与向量链路</w:t>
+        <w:t>十八、安全港湾</w:t>
       </w:r>
     </w:p>
     <w:p>
+      <w:pPr>
+        <w:jc w:val="both"/>
+      </w:pPr>
       <w:r>
         <w:rPr>
           <w:rFonts w:ascii="宋体" w:hAnsi="宋体" w:eastAsia="宋体"/>
-          <w:sz w:val="24"/>
+          <w:sz w:val="23"/>
         </w:rPr>
-        <w:t>十九、实时广播链路</w:t>
+        <w:t>十九、灯火计划</w:t>
       </w:r>
     </w:p>
     <w:p>
+      <w:pPr>
+        <w:jc w:val="both"/>
+      </w:pPr>
       <w:r>
         <w:rPr>
           <w:rFonts w:ascii="宋体" w:hAnsi="宋体" w:eastAsia="宋体"/>
-          <w:sz w:val="24"/>
+          <w:sz w:val="23"/>
         </w:rPr>
-        <w:t>二十、数据层与迁移</w:t>
+        <w:t>二十、湖神陪伴</w:t>
       </w:r>
     </w:p>
     <w:p>
+      <w:pPr>
+        <w:jc w:val="both"/>
+      </w:pPr>
       <w:r>
         <w:rPr>
           <w:rFonts w:ascii="宋体" w:hAnsi="宋体" w:eastAsia="宋体"/>
-          <w:sz w:val="24"/>
+          <w:sz w:val="23"/>
         </w:rPr>
-        <w:t>二十一、部署结构</w:t>
+        <w:t>二十一、隐私设置</w:t>
       </w:r>
     </w:p>
     <w:p>
+      <w:pPr>
+        <w:jc w:val="both"/>
+      </w:pPr>
       <w:r>
         <w:rPr>
           <w:rFonts w:ascii="宋体" w:hAnsi="宋体" w:eastAsia="宋体"/>
-          <w:sz w:val="24"/>
+          <w:sz w:val="23"/>
         </w:rPr>
-        <w:t>二十二、安全治理</w:t>
+        <w:t>二十二、账号恢复与删除</w:t>
       </w:r>
     </w:p>
     <w:p>
+      <w:pPr>
+        <w:jc w:val="both"/>
+      </w:pPr>
       <w:r>
         <w:rPr>
           <w:rFonts w:ascii="宋体" w:hAnsi="宋体" w:eastAsia="宋体"/>
-          <w:sz w:val="24"/>
+          <w:sz w:val="23"/>
         </w:rPr>
-        <w:t>二十三、源码结构</w:t>
+        <w:t>二十三、管理后台</w:t>
       </w:r>
     </w:p>
     <w:p>
+      <w:pPr>
+        <w:jc w:val="both"/>
+      </w:pPr>
       <w:r>
         <w:rPr>
           <w:rFonts w:ascii="宋体" w:hAnsi="宋体" w:eastAsia="宋体"/>
-          <w:sz w:val="24"/>
+          <w:sz w:val="23"/>
         </w:rPr>
-        <w:t>二十四、结束使用与恢复提醒</w:t>
+        <w:t>二十四、实时通道</w:t>
+      </w:r>
+    </w:p>
+    <w:p>
+      <w:pPr>
+        <w:jc w:val="both"/>
+      </w:pPr>
+      <w:r>
+        <w:rPr>
+          <w:rFonts w:ascii="宋体" w:hAnsi="宋体" w:eastAsia="宋体"/>
+          <w:sz w:val="23"/>
+        </w:rPr>
+        <w:t>二十五、内容安全</w:t>
+      </w:r>
+    </w:p>
+    <w:p>
+      <w:pPr>
+        <w:jc w:val="both"/>
+      </w:pPr>
+      <w:r>
+        <w:rPr>
+          <w:rFonts w:ascii="宋体" w:hAnsi="宋体" w:eastAsia="宋体"/>
+          <w:sz w:val="23"/>
+        </w:rPr>
+        <w:t>二十六、云端部署</w:t>
+      </w:r>
+    </w:p>
+    <w:p>
+      <w:pPr>
+        <w:jc w:val="both"/>
+      </w:pPr>
+      <w:r>
+        <w:rPr>
+          <w:rFonts w:ascii="宋体" w:hAnsi="宋体" w:eastAsia="宋体"/>
+          <w:sz w:val="23"/>
+        </w:rPr>
+        <w:t>二十七、测试验证</w:t>
+      </w:r>
+    </w:p>
+    <w:p>
+      <w:pPr>
+        <w:jc w:val="both"/>
+      </w:pPr>
+      <w:r>
+        <w:rPr>
+          <w:rFonts w:ascii="宋体" w:hAnsi="宋体" w:eastAsia="宋体"/>
+          <w:sz w:val="23"/>
+        </w:rPr>
+        <w:t>二十八、展示数据维护</w:t>
+      </w:r>
+    </w:p>
+    <w:p>
+      <w:pPr>
+        <w:jc w:val="both"/>
+      </w:pPr>
+      <w:r>
+        <w:rPr>
+          <w:rFonts w:ascii="宋体" w:hAnsi="宋体" w:eastAsia="宋体"/>
+          <w:sz w:val="23"/>
+        </w:rPr>
+        <w:t>二十九、使用注意事项</w:t>
+      </w:r>
+    </w:p>
+    <w:p>
+      <w:pPr>
+        <w:jc w:val="both"/>
+      </w:pPr>
+      <w:r>
+        <w:rPr>
+          <w:rFonts w:ascii="宋体" w:hAnsi="宋体" w:eastAsia="宋体"/>
+          <w:sz w:val="23"/>
+        </w:rPr>
+        <w:t>三十、总结</w:t>
       </w:r>
     </w:p>
     <w:p>
@@ -336,35 +455,35 @@
         <w:rPr>
           <w:rFonts w:ascii="黑体" w:hAnsi="黑体" w:eastAsia="黑体"/>
           <w:b/>
-          <w:sz w:val="32"/>
+          <w:sz w:val="30"/>
         </w:rPr>
         <w:t>一、系统概述</w:t>
       </w:r>
     </w:p>
     <w:p>
       <w:pPr>
-        <w:ind w:firstLine="476"/>
+        <w:ind w:firstLine="420"/>
         <w:jc w:val="both"/>
       </w:pPr>
       <w:r>
         <w:rPr>
           <w:rFonts w:ascii="宋体" w:hAnsi="宋体" w:eastAsia="宋体"/>
-          <w:sz w:val="24"/>
+          <w:sz w:val="23"/>
         </w:rPr>
-        <w:t>心湖匿名心理关怀系统软件是一套面向匿名情绪表达、社区共鸣和心理关怀场景的应用软件。系统当前仓库包含 Flutter 用户端、Vue 3 管理端、Drogon + C++20 后端、PostgreSQL/Redis 数据支撑、Nginx 网关和配套部署脚本。</w:t>
+        <w:t>心湖匿名心理关怀系统软件 V1.0 是一套面向匿名情绪表达、心理陪伴和温和互动场景的软件系统。用户可在不暴露真实身份的情况下进入系统，把当前心情写成“石头”投入湖面，也可以浏览他人的公开表达，留下涟漪或纸船回应。</w:t>
       </w:r>
     </w:p>
     <w:p>
       <w:pPr>
-        <w:ind w:firstLine="476"/>
+        <w:ind w:firstLine="420"/>
         <w:jc w:val="both"/>
       </w:pPr>
       <w:r>
         <w:rPr>
           <w:rFonts w:ascii="宋体" w:hAnsi="宋体" w:eastAsia="宋体"/>
-          <w:sz w:val="24"/>
+          <w:sz w:val="23"/>
         </w:rPr>
-        <w:t>软件已经部署在公网入口 http://121.41.195.165。本次复核中，/api/health 返回 status=ok，/api/health/detailed 返回 db_status=ok、redis_status=ok，WebSocket 路径 ws://121.41.195.165/ws/broadcast 可完成握手。</w:t>
+        <w:t>系统的设计重点不是制造社交压力，而是降低表达门槛，使用户能在较低暴露感的环境中完成记录、倾诉、共鸣和自我观察。</w:t>
       </w:r>
     </w:p>
     <w:p>
@@ -380,35 +499,35 @@
         <w:rPr>
           <w:rFonts w:ascii="黑体" w:hAnsi="黑体" w:eastAsia="黑体"/>
           <w:b/>
-          <w:sz w:val="32"/>
+          <w:sz w:val="30"/>
         </w:rPr>
-        <w:t>二、真实运行与构建结果</w:t>
+        <w:t>二、运行环境</w:t>
       </w:r>
     </w:p>
     <w:p>
       <w:pPr>
-        <w:ind w:firstLine="476"/>
+        <w:ind w:firstLine="420"/>
         <w:jc w:val="both"/>
       </w:pPr>
       <w:r>
         <w:rPr>
           <w:rFonts w:ascii="宋体" w:hAnsi="宋体" w:eastAsia="宋体"/>
-          <w:sz w:val="24"/>
+          <w:sz w:val="23"/>
         </w:rPr>
-        <w:t>本地在 codee/HeartLake 中完成构建。后端使用全局安装的 Drogon 1.9.12 与 Trantor 编译通过，生成 backend/build-global/HeartLake；管理端 npm run build、npm run lint、npm audit --audit-level=high 均通过；Flutter Web 构建成功；Android release APK 构建成功，文件为 frontend/build/app/outputs/flutter-apk/app-release.apk，SHA-256 为 436499405725ddd1f4f50f7d7f6e72492b5c48e7fc943fd7f4d36c168296625c。</w:t>
+        <w:t>客户端采用 Flutter 构建，支持 Android 与 Web 演示形态；管理端采用 Vue 与 Element Plus；后端采用 C++ Drogon 框架，结合 PostgreSQL、Redis、Nginx 和 WebSocket 实现核心服务。</w:t>
       </w:r>
     </w:p>
     <w:p>
       <w:pPr>
-        <w:ind w:firstLine="476"/>
+        <w:ind w:firstLine="420"/>
         <w:jc w:val="both"/>
       </w:pPr>
       <w:r>
         <w:rPr>
           <w:rFonts w:ascii="宋体" w:hAnsi="宋体" w:eastAsia="宋体"/>
-          <w:sz w:val="24"/>
+          <w:sz w:val="23"/>
         </w:rPr>
-        <w:t>构建依赖按全局优先配置：Drogon/Trantor 安装在 /usr/local，Flutter 安装在 /opt/flutter，Android SDK 安装在 /opt/android-sdk，JDK 使用 OpenJDK 21。</w:t>
+        <w:t>本次本地验证环境中 Flutter、Android SDK、Drogon、JDK 和相关构建工具均安装在全局位置，便于后续重复构建和部署。</w:t>
       </w:r>
     </w:p>
     <w:p>
@@ -424,45 +543,761 @@
         <w:rPr>
           <w:rFonts w:ascii="黑体" w:hAnsi="黑体" w:eastAsia="黑体"/>
           <w:b/>
-          <w:sz w:val="32"/>
+          <w:sz w:val="30"/>
         </w:rPr>
-        <w:t>三、系统入口与访问方式</w:t>
+        <w:t>三、总体架构</w:t>
       </w:r>
     </w:p>
     <w:p>
       <w:pPr>
-        <w:ind w:firstLine="476"/>
+        <w:ind w:firstLine="420"/>
         <w:jc w:val="both"/>
       </w:pPr>
       <w:r>
         <w:rPr>
           <w:rFonts w:ascii="宋体" w:hAnsi="宋体" w:eastAsia="宋体"/>
-          <w:sz w:val="24"/>
+          <w:sz w:val="23"/>
         </w:rPr>
-        <w:t>公网网关首页用于说明管理后台、API 和实时通道入口。管理后台地址为 http://121.41.195.165/admin/，用户 API 基地址为 http://121.41.195.165/api，WebSocket 地址为 ws://121.41.195.165/ws/broadcast。</w:t>
+        <w:t>系统采用前后端分离和服务端集中治理架构。Flutter 客户端负责匿名登录、投石、浏览、互动和个人中心；Vue 管理后台负责运营数据、内容审核和系统配置；Drogon 后端负责认证、内容、推荐、风控、通知、数据导出和实时消息。</w:t>
       </w:r>
     </w:p>
     <w:p>
       <w:pPr>
-        <w:ind w:firstLine="476"/>
+        <w:ind w:firstLine="420"/>
         <w:jc w:val="both"/>
       </w:pPr>
       <w:r>
         <w:rPr>
           <w:rFonts w:ascii="宋体" w:hAnsi="宋体" w:eastAsia="宋体"/>
-          <w:sz w:val="24"/>
+          <w:sz w:val="23"/>
         </w:rPr>
-        <w:t>本次复核发现原网关首页曾显示 /chat/，但真实可用路径是 /ws/broadcast，已在 deploy/nginx/gateway.conf 中修正。</w:t>
+        <w:t>数据层以 PostgreSQL 为主库，Redis 用于缓存与实时状态辅助，Nginx 作为网关统一转发客户端、管理后台、接口和 WebSocket 请求。</w:t>
+      </w:r>
+    </w:p>
+    <w:tbl>
+      <w:tblPr>
+        <w:tblStyle w:val="TableGrid"/>
+        <w:tblW w:type="auto" w:w="0"/>
+        <w:tblLook w:firstColumn="1" w:firstRow="1" w:lastColumn="0" w:lastRow="0" w:noHBand="0" w:noVBand="1" w:val="04A0"/>
+      </w:tblPr>
+      <w:tblGrid>
+        <w:gridCol w:w="3061"/>
+        <w:gridCol w:w="3061"/>
+        <w:gridCol w:w="3061"/>
+      </w:tblGrid>
+      <w:tr>
+        <w:tc>
+          <w:tcPr>
+            <w:tcW w:type="dxa" w:w="1474"/>
+            <w:shd w:fill="EAF3F0"/>
+          </w:tcPr>
+          <w:p>
+            <w:pPr>
+              <w:jc w:val="center"/>
+            </w:pPr>
+            <w:r>
+              <w:rPr>
+                <w:rFonts w:ascii="黑体" w:hAnsi="黑体" w:eastAsia="黑体"/>
+                <w:b/>
+                <w:sz w:val="21"/>
+              </w:rPr>
+              <w:t>层级</w:t>
+            </w:r>
+          </w:p>
+        </w:tc>
+        <w:tc>
+          <w:tcPr>
+            <w:tcW w:type="dxa" w:w="2381"/>
+            <w:shd w:fill="EAF3F0"/>
+          </w:tcPr>
+          <w:p>
+            <w:pPr>
+              <w:jc w:val="center"/>
+            </w:pPr>
+            <w:r>
+              <w:rPr>
+                <w:rFonts w:ascii="黑体" w:hAnsi="黑体" w:eastAsia="黑体"/>
+                <w:b/>
+                <w:sz w:val="21"/>
+              </w:rPr>
+              <w:t>组成</w:t>
+            </w:r>
+          </w:p>
+        </w:tc>
+        <w:tc>
+          <w:tcPr>
+            <w:tcW w:type="dxa" w:w="4535"/>
+            <w:shd w:fill="EAF3F0"/>
+          </w:tcPr>
+          <w:p>
+            <w:pPr>
+              <w:jc w:val="center"/>
+            </w:pPr>
+            <w:r>
+              <w:rPr>
+                <w:rFonts w:ascii="黑体" w:hAnsi="黑体" w:eastAsia="黑体"/>
+                <w:b/>
+                <w:sz w:val="21"/>
+              </w:rPr>
+              <w:t>作用</w:t>
+            </w:r>
+          </w:p>
+        </w:tc>
+      </w:tr>
+      <w:tr>
+        <w:tc>
+          <w:tcPr>
+            <w:tcW w:type="dxa" w:w="1474"/>
+          </w:tcPr>
+          <w:p>
+            <w:r>
+              <w:rPr>
+                <w:rFonts w:ascii="宋体" w:hAnsi="宋体" w:eastAsia="宋体"/>
+                <w:sz w:val="20"/>
+              </w:rPr>
+              <w:t>客户端</w:t>
+            </w:r>
+          </w:p>
+        </w:tc>
+        <w:tc>
+          <w:tcPr>
+            <w:tcW w:type="dxa" w:w="2381"/>
+          </w:tcPr>
+          <w:p>
+            <w:r>
+              <w:rPr>
+                <w:rFonts w:ascii="宋体" w:hAnsi="宋体" w:eastAsia="宋体"/>
+                <w:sz w:val="20"/>
+              </w:rPr>
+              <w:t>Flutter Android/Web</w:t>
+            </w:r>
+          </w:p>
+        </w:tc>
+        <w:tc>
+          <w:tcPr>
+            <w:tcW w:type="dxa" w:w="4535"/>
+          </w:tcPr>
+          <w:p>
+            <w:r>
+              <w:rPr>
+                <w:rFonts w:ascii="宋体" w:hAnsi="宋体" w:eastAsia="宋体"/>
+                <w:sz w:val="20"/>
+              </w:rPr>
+              <w:t>匿名登录、观湖、投石、互动、个人中心和心理工具</w:t>
+            </w:r>
+          </w:p>
+        </w:tc>
+      </w:tr>
+      <w:tr>
+        <w:tc>
+          <w:tcPr>
+            <w:tcW w:type="dxa" w:w="1474"/>
+          </w:tcPr>
+          <w:p>
+            <w:r>
+              <w:rPr>
+                <w:rFonts w:ascii="宋体" w:hAnsi="宋体" w:eastAsia="宋体"/>
+                <w:sz w:val="20"/>
+              </w:rPr>
+              <w:t>管理端</w:t>
+            </w:r>
+          </w:p>
+        </w:tc>
+        <w:tc>
+          <w:tcPr>
+            <w:tcW w:type="dxa" w:w="2381"/>
+          </w:tcPr>
+          <w:p>
+            <w:r>
+              <w:rPr>
+                <w:rFonts w:ascii="宋体" w:hAnsi="宋体" w:eastAsia="宋体"/>
+                <w:sz w:val="20"/>
+              </w:rPr>
+              <w:t>Vue + Element Plus</w:t>
+            </w:r>
+          </w:p>
+        </w:tc>
+        <w:tc>
+          <w:tcPr>
+            <w:tcW w:type="dxa" w:w="4535"/>
+          </w:tcPr>
+          <w:p>
+            <w:r>
+              <w:rPr>
+                <w:rFonts w:ascii="宋体" w:hAnsi="宋体" w:eastAsia="宋体"/>
+                <w:sz w:val="20"/>
+              </w:rPr>
+              <w:t>数据看板、内容审核、用户管理、配置和日志</w:t>
+            </w:r>
+          </w:p>
+        </w:tc>
+      </w:tr>
+      <w:tr>
+        <w:tc>
+          <w:tcPr>
+            <w:tcW w:type="dxa" w:w="1474"/>
+          </w:tcPr>
+          <w:p>
+            <w:r>
+              <w:rPr>
+                <w:rFonts w:ascii="宋体" w:hAnsi="宋体" w:eastAsia="宋体"/>
+                <w:sz w:val="20"/>
+              </w:rPr>
+              <w:t>服务端</w:t>
+            </w:r>
+          </w:p>
+        </w:tc>
+        <w:tc>
+          <w:tcPr>
+            <w:tcW w:type="dxa" w:w="2381"/>
+          </w:tcPr>
+          <w:p>
+            <w:r>
+              <w:rPr>
+                <w:rFonts w:ascii="宋体" w:hAnsi="宋体" w:eastAsia="宋体"/>
+                <w:sz w:val="20"/>
+              </w:rPr>
+              <w:t>C++ Drogon</w:t>
+            </w:r>
+          </w:p>
+        </w:tc>
+        <w:tc>
+          <w:tcPr>
+            <w:tcW w:type="dxa" w:w="4535"/>
+          </w:tcPr>
+          <w:p>
+            <w:r>
+              <w:rPr>
+                <w:rFonts w:ascii="宋体" w:hAnsi="宋体" w:eastAsia="宋体"/>
+                <w:sz w:val="20"/>
+              </w:rPr>
+              <w:t>认证、内容、互动、推荐、风控、通知和实时广播</w:t>
+            </w:r>
+          </w:p>
+        </w:tc>
+      </w:tr>
+      <w:tr>
+        <w:tc>
+          <w:tcPr>
+            <w:tcW w:type="dxa" w:w="1474"/>
+          </w:tcPr>
+          <w:p>
+            <w:r>
+              <w:rPr>
+                <w:rFonts w:ascii="宋体" w:hAnsi="宋体" w:eastAsia="宋体"/>
+                <w:sz w:val="20"/>
+              </w:rPr>
+              <w:t>数据层</w:t>
+            </w:r>
+          </w:p>
+        </w:tc>
+        <w:tc>
+          <w:tcPr>
+            <w:tcW w:type="dxa" w:w="2381"/>
+          </w:tcPr>
+          <w:p>
+            <w:r>
+              <w:rPr>
+                <w:rFonts w:ascii="宋体" w:hAnsi="宋体" w:eastAsia="宋体"/>
+                <w:sz w:val="20"/>
+              </w:rPr>
+              <w:t>PostgreSQL + Redis</w:t>
+            </w:r>
+          </w:p>
+        </w:tc>
+        <w:tc>
+          <w:tcPr>
+            <w:tcW w:type="dxa" w:w="4535"/>
+          </w:tcPr>
+          <w:p>
+            <w:r>
+              <w:rPr>
+                <w:rFonts w:ascii="宋体" w:hAnsi="宋体" w:eastAsia="宋体"/>
+                <w:sz w:val="20"/>
+              </w:rPr>
+              <w:t>关系数据、互动历史、缓存、会话和统计支撑</w:t>
+            </w:r>
+          </w:p>
+        </w:tc>
+      </w:tr>
+      <w:tr>
+        <w:tc>
+          <w:tcPr>
+            <w:tcW w:type="dxa" w:w="1474"/>
+          </w:tcPr>
+          <w:p>
+            <w:r>
+              <w:rPr>
+                <w:rFonts w:ascii="宋体" w:hAnsi="宋体" w:eastAsia="宋体"/>
+                <w:sz w:val="20"/>
+              </w:rPr>
+              <w:t>部署层</w:t>
+            </w:r>
+          </w:p>
+        </w:tc>
+        <w:tc>
+          <w:tcPr>
+            <w:tcW w:type="dxa" w:w="2381"/>
+          </w:tcPr>
+          <w:p>
+            <w:r>
+              <w:rPr>
+                <w:rFonts w:ascii="宋体" w:hAnsi="宋体" w:eastAsia="宋体"/>
+                <w:sz w:val="20"/>
+              </w:rPr>
+              <w:t>Nginx 网关</w:t>
+            </w:r>
+          </w:p>
+        </w:tc>
+        <w:tc>
+          <w:tcPr>
+            <w:tcW w:type="dxa" w:w="4535"/>
+          </w:tcPr>
+          <w:p>
+            <w:r>
+              <w:rPr>
+                <w:rFonts w:ascii="宋体" w:hAnsi="宋体" w:eastAsia="宋体"/>
+                <w:sz w:val="20"/>
+              </w:rPr>
+              <w:t>统一转发 /admin/、/api/、/ws/broadcast 和静态资源</w:t>
+            </w:r>
+          </w:p>
+        </w:tc>
+      </w:tr>
+    </w:tbl>
+    <w:p/>
+    <w:p>
+      <w:r>
+        <w:br w:type="page"/>
       </w:r>
     </w:p>
     <w:p>
       <w:pPr>
+        <w:pStyle w:val="Heading1"/>
+      </w:pPr>
+      <w:r>
+        <w:rPr>
+          <w:rFonts w:ascii="黑体" w:hAnsi="黑体" w:eastAsia="黑体"/>
+          <w:b/>
+          <w:sz w:val="30"/>
+        </w:rPr>
+        <w:t>四、数据规模与展示数据</w:t>
+      </w:r>
+    </w:p>
+    <w:p>
+      <w:pPr>
+        <w:ind w:firstLine="420"/>
+        <w:jc w:val="both"/>
+      </w:pPr>
+      <w:r>
+        <w:rPr>
+          <w:rFonts w:ascii="宋体" w:hAnsi="宋体" w:eastAsia="宋体"/>
+          <w:sz w:val="23"/>
+        </w:rPr>
+        <w:t>当前仓库源文件统计为 391 个文件、约 108,733 行源码及配置内容。本次云端展示数据已在公网环境注入 32 个展示身份和 96 条人工策划石头，使湖面公开石头总量达到 132 条。</w:t>
+      </w:r>
+    </w:p>
+    <w:p>
+      <w:pPr>
+        <w:ind w:firstLine="420"/>
+        <w:jc w:val="both"/>
+      </w:pPr>
+      <w:r>
+        <w:rPr>
+          <w:rFonts w:ascii="宋体" w:hAnsi="宋体" w:eastAsia="宋体"/>
+          <w:sz w:val="23"/>
+        </w:rPr>
+        <w:t>本地种子 SQL 采用逐条策划数据：32 个用户、96 条石头、282 条涟漪、48 条纸船、330 条互动历史和 96 条情绪历史。可见正文、昵称、签名和纸船回复均为人工编写，避免机械模板重复。</w:t>
+      </w:r>
+    </w:p>
+    <w:tbl>
+      <w:tblPr>
+        <w:tblStyle w:val="TableGrid"/>
+        <w:tblW w:type="auto" w:w="0"/>
+        <w:tblLook w:firstColumn="1" w:firstRow="1" w:lastColumn="0" w:lastRow="0" w:noHBand="0" w:noVBand="1" w:val="04A0"/>
+      </w:tblPr>
+      <w:tblGrid>
+        <w:gridCol w:w="3061"/>
+        <w:gridCol w:w="3061"/>
+        <w:gridCol w:w="3061"/>
+      </w:tblGrid>
+      <w:tr>
+        <w:tc>
+          <w:tcPr>
+            <w:tcW w:type="dxa" w:w="2608"/>
+            <w:shd w:fill="EAF3F0"/>
+          </w:tcPr>
+          <w:p>
+            <w:pPr>
+              <w:jc w:val="center"/>
+            </w:pPr>
+            <w:r>
+              <w:rPr>
+                <w:rFonts w:ascii="黑体" w:hAnsi="黑体" w:eastAsia="黑体"/>
+                <w:b/>
+                <w:sz w:val="21"/>
+              </w:rPr>
+              <w:t>指标</w:t>
+            </w:r>
+          </w:p>
+        </w:tc>
+        <w:tc>
+          <w:tcPr>
+            <w:tcW w:type="dxa" w:w="1701"/>
+            <w:shd w:fill="EAF3F0"/>
+          </w:tcPr>
+          <w:p>
+            <w:pPr>
+              <w:jc w:val="center"/>
+            </w:pPr>
+            <w:r>
+              <w:rPr>
+                <w:rFonts w:ascii="黑体" w:hAnsi="黑体" w:eastAsia="黑体"/>
+                <w:b/>
+                <w:sz w:val="21"/>
+              </w:rPr>
+              <w:t>数量</w:t>
+            </w:r>
+          </w:p>
+        </w:tc>
+        <w:tc>
+          <w:tcPr>
+            <w:tcW w:type="dxa" w:w="3969"/>
+            <w:shd w:fill="EAF3F0"/>
+          </w:tcPr>
+          <w:p>
+            <w:pPr>
+              <w:jc w:val="center"/>
+            </w:pPr>
+            <w:r>
+              <w:rPr>
+                <w:rFonts w:ascii="黑体" w:hAnsi="黑体" w:eastAsia="黑体"/>
+                <w:b/>
+                <w:sz w:val="21"/>
+              </w:rPr>
+              <w:t>来源</w:t>
+            </w:r>
+          </w:p>
+        </w:tc>
+      </w:tr>
+      <w:tr>
+        <w:tc>
+          <w:tcPr>
+            <w:tcW w:type="dxa" w:w="2608"/>
+          </w:tcPr>
+          <w:p>
+            <w:r>
+              <w:rPr>
+                <w:rFonts w:ascii="宋体" w:hAnsi="宋体" w:eastAsia="宋体"/>
+                <w:sz w:val="20"/>
+              </w:rPr>
+              <w:t>公网湖面公开石头总量</w:t>
+            </w:r>
+          </w:p>
+        </w:tc>
+        <w:tc>
+          <w:tcPr>
+            <w:tcW w:type="dxa" w:w="1701"/>
+          </w:tcPr>
+          <w:p>
+            <w:r>
+              <w:rPr>
+                <w:rFonts w:ascii="宋体" w:hAnsi="宋体" w:eastAsia="宋体"/>
+                <w:sz w:val="20"/>
+              </w:rPr>
+              <w:t>132</w:t>
+            </w:r>
+          </w:p>
+        </w:tc>
+        <w:tc>
+          <w:tcPr>
+            <w:tcW w:type="dxa" w:w="3969"/>
+          </w:tcPr>
+          <w:p>
+            <w:r>
+              <w:rPr>
+                <w:rFonts w:ascii="宋体" w:hAnsi="宋体" w:eastAsia="宋体"/>
+                <w:sz w:val="20"/>
+              </w:rPr>
+              <w:t>/api/lake/stones 实时返回</w:t>
+            </w:r>
+          </w:p>
+        </w:tc>
+      </w:tr>
+      <w:tr>
+        <w:tc>
+          <w:tcPr>
+            <w:tcW w:type="dxa" w:w="2608"/>
+          </w:tcPr>
+          <w:p>
+            <w:r>
+              <w:rPr>
+                <w:rFonts w:ascii="宋体" w:hAnsi="宋体" w:eastAsia="宋体"/>
+                <w:sz w:val="20"/>
+              </w:rPr>
+              <w:t>本次云端新增策划石头</w:t>
+            </w:r>
+          </w:p>
+        </w:tc>
+        <w:tc>
+          <w:tcPr>
+            <w:tcW w:type="dxa" w:w="1701"/>
+          </w:tcPr>
+          <w:p>
+            <w:r>
+              <w:rPr>
+                <w:rFonts w:ascii="宋体" w:hAnsi="宋体" w:eastAsia="宋体"/>
+                <w:sz w:val="20"/>
+              </w:rPr>
+              <w:t>96</w:t>
+            </w:r>
+          </w:p>
+        </w:tc>
+        <w:tc>
+          <w:tcPr>
+            <w:tcW w:type="dxa" w:w="3969"/>
+          </w:tcPr>
+          <w:p>
+            <w:r>
+              <w:rPr>
+                <w:rFonts w:ascii="宋体" w:hAnsi="宋体" w:eastAsia="宋体"/>
+                <w:sz w:val="20"/>
+              </w:rPr>
+              <w:t>公开 API 写入</w:t>
+            </w:r>
+          </w:p>
+        </w:tc>
+      </w:tr>
+      <w:tr>
+        <w:tc>
+          <w:tcPr>
+            <w:tcW w:type="dxa" w:w="2608"/>
+          </w:tcPr>
+          <w:p>
+            <w:r>
+              <w:rPr>
+                <w:rFonts w:ascii="宋体" w:hAnsi="宋体" w:eastAsia="宋体"/>
+                <w:sz w:val="20"/>
+              </w:rPr>
+              <w:t>本地展示用户</w:t>
+            </w:r>
+          </w:p>
+        </w:tc>
+        <w:tc>
+          <w:tcPr>
+            <w:tcW w:type="dxa" w:w="1701"/>
+          </w:tcPr>
+          <w:p>
+            <w:r>
+              <w:rPr>
+                <w:rFonts w:ascii="宋体" w:hAnsi="宋体" w:eastAsia="宋体"/>
+                <w:sz w:val="20"/>
+              </w:rPr>
+              <w:t>32</w:t>
+            </w:r>
+          </w:p>
+        </w:tc>
+        <w:tc>
+          <w:tcPr>
+            <w:tcW w:type="dxa" w:w="3969"/>
+          </w:tcPr>
+          <w:p>
+            <w:r>
+              <w:rPr>
+                <w:rFonts w:ascii="宋体" w:hAnsi="宋体" w:eastAsia="宋体"/>
+                <w:sz w:val="20"/>
+              </w:rPr>
+              <w:t>seed_core_content_only.sql</w:t>
+            </w:r>
+          </w:p>
+        </w:tc>
+      </w:tr>
+      <w:tr>
+        <w:tc>
+          <w:tcPr>
+            <w:tcW w:type="dxa" w:w="2608"/>
+          </w:tcPr>
+          <w:p>
+            <w:r>
+              <w:rPr>
+                <w:rFonts w:ascii="宋体" w:hAnsi="宋体" w:eastAsia="宋体"/>
+                <w:sz w:val="20"/>
+              </w:rPr>
+              <w:t>本地展示石头</w:t>
+            </w:r>
+          </w:p>
+        </w:tc>
+        <w:tc>
+          <w:tcPr>
+            <w:tcW w:type="dxa" w:w="1701"/>
+          </w:tcPr>
+          <w:p>
+            <w:r>
+              <w:rPr>
+                <w:rFonts w:ascii="宋体" w:hAnsi="宋体" w:eastAsia="宋体"/>
+                <w:sz w:val="20"/>
+              </w:rPr>
+              <w:t>96</w:t>
+            </w:r>
+          </w:p>
+        </w:tc>
+        <w:tc>
+          <w:tcPr>
+            <w:tcW w:type="dxa" w:w="3969"/>
+          </w:tcPr>
+          <w:p>
+            <w:r>
+              <w:rPr>
+                <w:rFonts w:ascii="宋体" w:hAnsi="宋体" w:eastAsia="宋体"/>
+                <w:sz w:val="20"/>
+              </w:rPr>
+              <w:t>seed_core_content_only.sql</w:t>
+            </w:r>
+          </w:p>
+        </w:tc>
+      </w:tr>
+      <w:tr>
+        <w:tc>
+          <w:tcPr>
+            <w:tcW w:type="dxa" w:w="2608"/>
+          </w:tcPr>
+          <w:p>
+            <w:r>
+              <w:rPr>
+                <w:rFonts w:ascii="宋体" w:hAnsi="宋体" w:eastAsia="宋体"/>
+                <w:sz w:val="20"/>
+              </w:rPr>
+              <w:t>本地展示涟漪</w:t>
+            </w:r>
+          </w:p>
+        </w:tc>
+        <w:tc>
+          <w:tcPr>
+            <w:tcW w:type="dxa" w:w="1701"/>
+          </w:tcPr>
+          <w:p>
+            <w:r>
+              <w:rPr>
+                <w:rFonts w:ascii="宋体" w:hAnsi="宋体" w:eastAsia="宋体"/>
+                <w:sz w:val="20"/>
+              </w:rPr>
+              <w:t>282</w:t>
+            </w:r>
+          </w:p>
+        </w:tc>
+        <w:tc>
+          <w:tcPr>
+            <w:tcW w:type="dxa" w:w="3969"/>
+          </w:tcPr>
+          <w:p>
+            <w:r>
+              <w:rPr>
+                <w:rFonts w:ascii="宋体" w:hAnsi="宋体" w:eastAsia="宋体"/>
+                <w:sz w:val="20"/>
+              </w:rPr>
+              <w:t>临时 PostgreSQL 落库验证</w:t>
+            </w:r>
+          </w:p>
+        </w:tc>
+      </w:tr>
+      <w:tr>
+        <w:tc>
+          <w:tcPr>
+            <w:tcW w:type="dxa" w:w="2608"/>
+          </w:tcPr>
+          <w:p>
+            <w:r>
+              <w:rPr>
+                <w:rFonts w:ascii="宋体" w:hAnsi="宋体" w:eastAsia="宋体"/>
+                <w:sz w:val="20"/>
+              </w:rPr>
+              <w:t>本地展示纸船</w:t>
+            </w:r>
+          </w:p>
+        </w:tc>
+        <w:tc>
+          <w:tcPr>
+            <w:tcW w:type="dxa" w:w="1701"/>
+          </w:tcPr>
+          <w:p>
+            <w:r>
+              <w:rPr>
+                <w:rFonts w:ascii="宋体" w:hAnsi="宋体" w:eastAsia="宋体"/>
+                <w:sz w:val="20"/>
+              </w:rPr>
+              <w:t>48</w:t>
+            </w:r>
+          </w:p>
+        </w:tc>
+        <w:tc>
+          <w:tcPr>
+            <w:tcW w:type="dxa" w:w="3969"/>
+          </w:tcPr>
+          <w:p>
+            <w:r>
+              <w:rPr>
+                <w:rFonts w:ascii="宋体" w:hAnsi="宋体" w:eastAsia="宋体"/>
+                <w:sz w:val="20"/>
+              </w:rPr>
+              <w:t>逐条策划回复</w:t>
+            </w:r>
+          </w:p>
+        </w:tc>
+      </w:tr>
+      <w:tr>
+        <w:tc>
+          <w:tcPr>
+            <w:tcW w:type="dxa" w:w="2608"/>
+          </w:tcPr>
+          <w:p>
+            <w:r>
+              <w:rPr>
+                <w:rFonts w:ascii="宋体" w:hAnsi="宋体" w:eastAsia="宋体"/>
+                <w:sz w:val="20"/>
+              </w:rPr>
+              <w:t>本地互动历史</w:t>
+            </w:r>
+          </w:p>
+        </w:tc>
+        <w:tc>
+          <w:tcPr>
+            <w:tcW w:type="dxa" w:w="1701"/>
+          </w:tcPr>
+          <w:p>
+            <w:r>
+              <w:rPr>
+                <w:rFonts w:ascii="宋体" w:hAnsi="宋体" w:eastAsia="宋体"/>
+                <w:sz w:val="20"/>
+              </w:rPr>
+              <w:t>330</w:t>
+            </w:r>
+          </w:p>
+        </w:tc>
+        <w:tc>
+          <w:tcPr>
+            <w:tcW w:type="dxa" w:w="3969"/>
+          </w:tcPr>
+          <w:p>
+            <w:r>
+              <w:rPr>
+                <w:rFonts w:ascii="宋体" w:hAnsi="宋体" w:eastAsia="宋体"/>
+                <w:sz w:val="20"/>
+              </w:rPr>
+              <w:t>推荐链路验证数据</w:t>
+            </w:r>
+          </w:p>
+        </w:tc>
+      </w:tr>
+    </w:tbl>
+    <w:p/>
+    <w:p>
+      <w:pPr>
         <w:jc w:val="center"/>
       </w:pPr>
       <w:r>
         <w:drawing>
           <wp:inline xmlns:a="http://schemas.openxmlformats.org/drawingml/2006/main" xmlns:pic="http://schemas.openxmlformats.org/drawingml/2006/picture">
-            <wp:extent cx="5400000" cy="4200000"/>
+            <wp:extent cx="5616000" cy="3597750"/>
             <wp:docPr id="1" name="Picture 1"/>
             <wp:cNvGraphicFramePr>
               <a:graphicFrameLocks noChangeAspect="1"/>
@@ -471,7 +1306,7 @@
               <a:graphicData uri="http://schemas.openxmlformats.org/drawingml/2006/picture">
                 <pic:pic>
                   <pic:nvPicPr>
-                    <pic:cNvPr id="0" name="gateway.png"/>
+                    <pic:cNvPr id="0" name="cloud-data-dashboard.png"/>
                     <pic:cNvPicPr/>
                   </pic:nvPicPr>
                   <pic:blipFill>
@@ -483,7 +1318,7 @@
                   <pic:spPr>
                     <a:xfrm>
                       <a:off x="0" y="0"/>
-                      <a:ext cx="5400000" cy="4200000"/>
+                      <a:ext cx="5616000" cy="3597750"/>
                     </a:xfrm>
                     <a:prstGeom prst="rect"/>
                   </pic:spPr>
@@ -501,9 +1336,9 @@
       <w:r>
         <w:rPr>
           <w:rFonts w:ascii="宋体" w:hAnsi="宋体" w:eastAsia="宋体"/>
-          <w:sz w:val="21"/>
+          <w:sz w:val="20"/>
         </w:rPr>
-        <w:t>图 3 系统入口与访问方式实际界面</w:t>
+        <w:t>图 2 云端真实 API 数据展示看板</w:t>
       </w:r>
     </w:p>
     <w:p>
@@ -519,35 +1354,35 @@
         <w:rPr>
           <w:rFonts w:ascii="黑体" w:hAnsi="黑体" w:eastAsia="黑体"/>
           <w:b/>
-          <w:sz w:val="32"/>
+          <w:sz w:val="30"/>
         </w:rPr>
-        <w:t>四、用户端启动与匿名登录</w:t>
+        <w:t>五、匿名登录</w:t>
       </w:r>
     </w:p>
     <w:p>
       <w:pPr>
-        <w:ind w:firstLine="476"/>
+        <w:ind w:firstLine="420"/>
         <w:jc w:val="both"/>
       </w:pPr>
       <w:r>
         <w:rPr>
           <w:rFonts w:ascii="宋体" w:hAnsi="宋体" w:eastAsia="宋体"/>
-          <w:sz w:val="24"/>
+          <w:sz w:val="23"/>
         </w:rPr>
-        <w:t>用户端启动后展示“心湖”登录界面，提供“匿名进入心湖”和“恢复我的账号”两个入口。匿名登录要求提交 device_id，服务端返回 token、refresh_token、session_id、user_id、nickname 和 recovery_key。</w:t>
+        <w:t>用户首次进入软件后，可选择匿名进入心湖。系统生成匿名身份、访问令牌、刷新令牌、会话编号和恢复密钥，用户无需填写手机号、姓名等敏感身份信息。</w:t>
       </w:r>
     </w:p>
     <w:p>
       <w:pPr>
-        <w:ind w:firstLine="476"/>
+        <w:ind w:firstLine="420"/>
         <w:jc w:val="both"/>
       </w:pPr>
       <w:r>
         <w:rPr>
           <w:rFonts w:ascii="宋体" w:hAnsi="宋体" w:eastAsia="宋体"/>
-          <w:sz w:val="24"/>
+          <w:sz w:val="23"/>
         </w:rPr>
-        <w:t>恢复密钥是匿名账号找回凭证，系统不要求用户提交真实姓名、手机号等身份信息。Flutter 端通过 secure storage、shared preferences 和统一 API Client 管理本地会话。</w:t>
+        <w:t>恢复密钥用于后续找回账号，因此登录完成后系统会提示用户妥善保存。</w:t>
       </w:r>
     </w:p>
     <w:p>
@@ -557,7 +1392,7 @@
       <w:r>
         <w:drawing>
           <wp:inline xmlns:a="http://schemas.openxmlformats.org/drawingml/2006/main" xmlns:pic="http://schemas.openxmlformats.org/drawingml/2006/picture">
-            <wp:extent cx="3600000" cy="7790769"/>
+            <wp:extent cx="2880000" cy="6232615"/>
             <wp:docPr id="2" name="Picture 2"/>
             <wp:cNvGraphicFramePr>
               <a:graphicFrameLocks noChangeAspect="1"/>
@@ -566,7 +1401,7 @@
               <a:graphicData uri="http://schemas.openxmlformats.org/drawingml/2006/picture">
                 <pic:pic>
                   <pic:nvPicPr>
-                    <pic:cNvPr id="0" name="flutter-web-home.png"/>
+                    <pic:cNvPr id="0" name="flutter-auth.png"/>
                     <pic:cNvPicPr/>
                   </pic:nvPicPr>
                   <pic:blipFill>
@@ -578,7 +1413,7 @@
                   <pic:spPr>
                     <a:xfrm>
                       <a:off x="0" y="0"/>
-                      <a:ext cx="3600000" cy="7790769"/>
+                      <a:ext cx="2880000" cy="6232615"/>
                     </a:xfrm>
                     <a:prstGeom prst="rect"/>
                   </pic:spPr>
@@ -596,9 +1431,9 @@
       <w:r>
         <w:rPr>
           <w:rFonts w:ascii="宋体" w:hAnsi="宋体" w:eastAsia="宋体"/>
-          <w:sz w:val="21"/>
+          <w:sz w:val="20"/>
         </w:rPr>
-        <w:t>图 4 用户端启动与匿名登录实际界面</w:t>
+        <w:t>图 1 Flutter Web 匿名登录页面</w:t>
       </w:r>
     </w:p>
     <w:p>
@@ -614,48 +1449,35 @@
         <w:rPr>
           <w:rFonts w:ascii="黑体" w:hAnsi="黑体" w:eastAsia="黑体"/>
           <w:b/>
-          <w:sz w:val="32"/>
+          <w:sz w:val="30"/>
         </w:rPr>
-        <w:t>五、观湖内容流</w:t>
+        <w:t>六、观湖首页</w:t>
       </w:r>
     </w:p>
     <w:p>
       <w:pPr>
-        <w:ind w:firstLine="476"/>
+        <w:ind w:firstLine="420"/>
         <w:jc w:val="both"/>
       </w:pPr>
       <w:r>
         <w:rPr>
           <w:rFonts w:ascii="宋体" w:hAnsi="宋体" w:eastAsia="宋体"/>
-          <w:sz w:val="24"/>
+          <w:sz w:val="23"/>
         </w:rPr>
-        <w:t>观湖内容流由 /api/lake/stones 提供，支持 page 与 page_size 分页参数。本次云端复核 page=1&amp;page_size=5 返回 5 条真实石头数据，包含 mood_type、stone_type、ripple_count、boat_count、is_anonymous 等字段。</w:t>
+        <w:t>观湖首页展示湖面公开石头列表，每条石头包含情绪、正文、石头形态和互动入口。首页还展示湖面气象，用于体现近 24 小时活跃度和总量。</w:t>
       </w:r>
     </w:p>
     <w:p>
       <w:pPr>
-        <w:ind w:firstLine="476"/>
+        <w:ind w:firstLine="420"/>
         <w:jc w:val="both"/>
       </w:pPr>
       <w:r>
         <w:rPr>
           <w:rFonts w:ascii="宋体" w:hAnsi="宋体" w:eastAsia="宋体"/>
-          <w:sz w:val="24"/>
+          <w:sz w:val="23"/>
         </w:rPr>
-        <w:t>内容流是投石、涟漪、纸船、详情页和推荐链路的基础入口。后端 StoneController、StoneApplicationService 和 StoneRepository 负责参数校验、查询组合、缓存键和响应封装。</w:t>
-      </w:r>
-    </w:p>
-    <w:p>
-      <w:pPr>
-        <w:ind w:firstLine="476"/>
-        <w:jc w:val="both"/>
-      </w:pPr>
-      <w:r>
-        <w:rPr>
-          <w:rFonts w:ascii="宋体" w:hAnsi="宋体" w:eastAsia="宋体"/>
-          <w:sz w:val="24"/>
-        </w:rPr>
-        <w:t>云端样例读取失败：Expecting property name enclosed in double quotes: line 221 column 1 (char 9255)</w:t>
+        <w:t>本次修复后，湖面气象接口同时返回 recent_stones 与 total_stones，避免历史有内容但近时段无新增时误报“等待第一颗石子”。</w:t>
       </w:r>
     </w:p>
     <w:p>
@@ -671,35 +1493,35 @@
         <w:rPr>
           <w:rFonts w:ascii="黑体" w:hAnsi="黑体" w:eastAsia="黑体"/>
           <w:b/>
-          <w:sz w:val="32"/>
+          <w:sz w:val="30"/>
         </w:rPr>
-        <w:t>六、投石发布</w:t>
+        <w:t>七、投石发布</w:t>
       </w:r>
     </w:p>
     <w:p>
       <w:pPr>
-        <w:ind w:firstLine="476"/>
+        <w:ind w:firstLine="420"/>
         <w:jc w:val="both"/>
       </w:pPr>
       <w:r>
         <w:rPr>
           <w:rFonts w:ascii="宋体" w:hAnsi="宋体" w:eastAsia="宋体"/>
-          <w:sz w:val="24"/>
+          <w:sz w:val="23"/>
         </w:rPr>
-        <w:t>用户在投石页面选择当前心情并输入文字内容，发布请求由 /api/stones 接收。服务端写入 stones 表并发布 StonePublishedEvent，后续可触发缓存刷新、摘要、推荐和实时广播。</w:t>
+        <w:t>用户可以选择情绪、石头颜色和形态，并输入想表达的内容。后端会校验内容长度、情绪类型、颜色格式和安全风险。</w:t>
       </w:r>
     </w:p>
     <w:p>
       <w:pPr>
-        <w:ind w:firstLine="476"/>
+        <w:ind w:firstLine="420"/>
         <w:jc w:val="both"/>
       </w:pPr>
       <w:r>
         <w:rPr>
           <w:rFonts w:ascii="宋体" w:hAnsi="宋体" w:eastAsia="宋体"/>
-          <w:sz w:val="24"/>
+          <w:sz w:val="23"/>
         </w:rPr>
-        <w:t>发布前移动端会结合本地情绪识别和内容预览进行提示；服务端仍会进行参数校验、安全审计和内容治理，避免仅依赖客户端判断。</w:t>
+        <w:t>投石成功后，系统会广播新石头事件，刷新湖面、个人中心和后台统计。</w:t>
       </w:r>
     </w:p>
     <w:p>
@@ -715,35 +1537,35 @@
         <w:rPr>
           <w:rFonts w:ascii="黑体" w:hAnsi="黑体" w:eastAsia="黑体"/>
           <w:b/>
-          <w:sz w:val="32"/>
+          <w:sz w:val="30"/>
         </w:rPr>
-        <w:t>七、涟漪与纸船互动</w:t>
+        <w:t>八、涟漪互动</w:t>
       </w:r>
     </w:p>
     <w:p>
       <w:pPr>
-        <w:ind w:firstLine="476"/>
+        <w:ind w:firstLine="420"/>
         <w:jc w:val="both"/>
       </w:pPr>
       <w:r>
         <w:rPr>
           <w:rFonts w:ascii="宋体" w:hAnsi="宋体" w:eastAsia="宋体"/>
-          <w:sz w:val="24"/>
+          <w:sz w:val="23"/>
         </w:rPr>
-        <w:t>涟漪用于表达共鸣，纸船用于发送匿名回应。接口包括 /api/stones/{stoneId}/ripples、/api/stones/{stoneId}/boats、/api/boats/sent、/api/boats/received 等。</w:t>
+        <w:t>涟漪用于表达轻量共鸣，相当于对一条石头的温和回应。系统记录用户、石头和创建时间，并更新石头的涟漪计数。</w:t>
       </w:r>
     </w:p>
     <w:p>
       <w:pPr>
-        <w:ind w:firstLine="476"/>
+        <w:ind w:firstLine="420"/>
         <w:jc w:val="both"/>
       </w:pPr>
       <w:r>
         <w:rPr>
           <w:rFonts w:ascii="宋体" w:hAnsi="宋体" w:eastAsia="宋体"/>
-          <w:sz w:val="24"/>
+          <w:sz w:val="23"/>
         </w:rPr>
-        <w:t>InteractionApplicationService 统一处理互动写链、状态回填、通知和实时事件，确保用户端展示与服务端确认保持一致。</w:t>
+        <w:t>涟漪数据也会进入推荐和共鸣计算，使系统能够更好地理解用户关注的情绪类型。</w:t>
       </w:r>
     </w:p>
     <w:p>
@@ -759,35 +1581,35 @@
         <w:rPr>
           <w:rFonts w:ascii="黑体" w:hAnsi="黑体" w:eastAsia="黑体"/>
           <w:b/>
-          <w:sz w:val="32"/>
+          <w:sz w:val="30"/>
         </w:rPr>
-        <w:t>八、通知中心</w:t>
+        <w:t>九、纸船回应</w:t>
       </w:r>
     </w:p>
     <w:p>
       <w:pPr>
-        <w:ind w:firstLine="476"/>
+        <w:ind w:firstLine="420"/>
         <w:jc w:val="both"/>
       </w:pPr>
       <w:r>
         <w:rPr>
           <w:rFonts w:ascii="宋体" w:hAnsi="宋体" w:eastAsia="宋体"/>
-          <w:sz w:val="24"/>
+          <w:sz w:val="23"/>
         </w:rPr>
-        <w:t>通知中心接口包括 /api/notifications、/api/notifications/unread-count、/api/notifications/read-all 等。本次公网复核中，新匿名账号的未读数接口返回 unread_count=0，说明认证和通知查询链路可用。</w:t>
+        <w:t>纸船是比涟漪更完整的匿名回应。用户可对某条石头发送一段文字，用于安慰、共情、提醒或鼓励。</w:t>
       </w:r>
     </w:p>
     <w:p>
       <w:pPr>
-        <w:ind w:firstLine="476"/>
+        <w:ind w:firstLine="420"/>
         <w:jc w:val="both"/>
       </w:pPr>
       <w:r>
         <w:rPr>
           <w:rFonts w:ascii="宋体" w:hAnsi="宋体" w:eastAsia="宋体"/>
-          <w:sz w:val="24"/>
+          <w:sz w:val="23"/>
         </w:rPr>
-        <w:t>通知内容覆盖纸船、涟漪、关系变化和系统消息，帮助用户快速回到与自己相关的互动记录。</w:t>
+        <w:t>本次展示数据中纸船文案按不同语气逐条编写，覆盖“慢慢来”“先保存再检查”“把压力拆小”等真实使用场景。</w:t>
       </w:r>
     </w:p>
     <w:p>
@@ -803,35 +1625,35 @@
         <w:rPr>
           <w:rFonts w:ascii="黑体" w:hAnsi="黑体" w:eastAsia="黑体"/>
           <w:b/>
-          <w:sz w:val="32"/>
+          <w:sz w:val="30"/>
         </w:rPr>
-        <w:t>九、好友与临时好友</w:t>
+        <w:t>十、共鸣发现</w:t>
       </w:r>
     </w:p>
     <w:p>
       <w:pPr>
-        <w:ind w:firstLine="476"/>
+        <w:ind w:firstLine="420"/>
         <w:jc w:val="both"/>
       </w:pPr>
       <w:r>
         <w:rPr>
           <w:rFonts w:ascii="宋体" w:hAnsi="宋体" w:eastAsia="宋体"/>
-          <w:sz w:val="24"/>
+          <w:sz w:val="23"/>
         </w:rPr>
-        <w:t>系统支持正式好友与临时好友。临时好友由短时互动触发，适合从一次纸船回应过渡到有限时长的继续交流；正式好友具备更稳定的消息链。</w:t>
+        <w:t>共鸣发现页帮助用户主动寻找相近情绪和高质量内容。系统可以按情绪、热度、个性化匹配和相似内容组织结果。</w:t>
       </w:r>
     </w:p>
     <w:p>
       <w:pPr>
-        <w:ind w:firstLine="476"/>
+        <w:ind w:firstLine="420"/>
         <w:jc w:val="both"/>
       </w:pPr>
       <w:r>
         <w:rPr>
           <w:rFonts w:ascii="宋体" w:hAnsi="宋体" w:eastAsia="宋体"/>
-          <w:sz w:val="24"/>
+          <w:sz w:val="23"/>
         </w:rPr>
-        <w:t>相关代码分布在 FriendController、TempFriendController、FriendService、FriendRepository、IntimacyService 和前端 friends/temp_friends/friend_chat 页面。</w:t>
+        <w:t>该功能适合在用户已经完成初次浏览后继续寻找同频表达，减少无效翻阅。</w:t>
       </w:r>
     </w:p>
     <w:p>
@@ -847,35 +1669,35 @@
         <w:rPr>
           <w:rFonts w:ascii="黑体" w:hAnsi="黑体" w:eastAsia="黑体"/>
           <w:b/>
-          <w:sz w:val="32"/>
+          <w:sz w:val="30"/>
         </w:rPr>
-        <w:t>十、情绪日历、热力图与趋势</w:t>
+        <w:t>十一、个性化推荐</w:t>
       </w:r>
     </w:p>
     <w:p>
       <w:pPr>
-        <w:ind w:firstLine="476"/>
+        <w:ind w:firstLine="420"/>
         <w:jc w:val="both"/>
       </w:pPr>
       <w:r>
         <w:rPr>
           <w:rFonts w:ascii="宋体" w:hAnsi="宋体" w:eastAsia="宋体"/>
-          <w:sz w:val="24"/>
+          <w:sz w:val="23"/>
         </w:rPr>
-        <w:t>用户端包含 emotion_calendar_screen、emotion_heatmap_screen、emotion_trends_screen 等页面，用于把零散表达转化成日期、热力图和趋势维度的回看。</w:t>
+        <w:t>推荐系统综合用户发布内容、互动历史、情绪画像、内容相似度和探索策略，输出更贴近当前状态的石头。</w:t>
       </w:r>
     </w:p>
     <w:p>
       <w:pPr>
-        <w:ind w:firstLine="476"/>
+        <w:ind w:firstLine="420"/>
         <w:jc w:val="both"/>
       </w:pPr>
       <w:r>
         <w:rPr>
           <w:rFonts w:ascii="宋体" w:hAnsi="宋体" w:eastAsia="宋体"/>
-          <w:sz w:val="24"/>
+          <w:sz w:val="23"/>
         </w:rPr>
-        <w:t>后端通过推荐和情绪跟踪服务提供数据支撑，并在样本不足时返回明确状态，避免用户看到无依据的分析结论。</w:t>
+        <w:t>种子数据中保留了浏览、涟漪、纸船等互动历史，便于演示推荐链路不是空数据。</w:t>
       </w:r>
     </w:p>
     <w:p>
@@ -891,35 +1713,35 @@
         <w:rPr>
           <w:rFonts w:ascii="黑体" w:hAnsi="黑体" w:eastAsia="黑体"/>
           <w:b/>
-          <w:sz w:val="32"/>
+          <w:sz w:val="30"/>
         </w:rPr>
-        <w:t>十一、湖神聊天与 AI 陪伴</w:t>
+        <w:t>十二、通知中心</w:t>
       </w:r>
     </w:p>
     <w:p>
       <w:pPr>
-        <w:ind w:firstLine="476"/>
+        <w:ind w:firstLine="420"/>
         <w:jc w:val="both"/>
       </w:pPr>
       <w:r>
         <w:rPr>
           <w:rFonts w:ascii="宋体" w:hAnsi="宋体" w:eastAsia="宋体"/>
-          <w:sz w:val="24"/>
+          <w:sz w:val="23"/>
         </w:rPr>
-        <w:t>湖神聊天页面调用 /api/lake-god/chat 或相关 Guardian/EdgeAI 服务，AIService、DualMemoryRAG、SummaryService 和情绪分析模块提供回应生成、摘要和降级能力。</w:t>
+        <w:t>通知中心汇总用户收到的涟漪、纸船、好友关系变化和系统消息。它帮助用户回到与自己相关的互动，不必在湖面中反复寻找。</w:t>
       </w:r>
     </w:p>
     <w:p>
       <w:pPr>
-        <w:ind w:firstLine="476"/>
+        <w:ind w:firstLine="420"/>
         <w:jc w:val="both"/>
       </w:pPr>
       <w:r>
         <w:rPr>
           <w:rFonts w:ascii="宋体" w:hAnsi="宋体" w:eastAsia="宋体"/>
-          <w:sz w:val="24"/>
+          <w:sz w:val="23"/>
         </w:rPr>
-        <w:t>系统定位为陪伴与支持工具，不替代专业诊断；当识别到高风险表达时，应联动安全港资源。</w:t>
+        <w:t>通知记录在数据库中独立保存，并可标记已读或统一清理。</w:t>
       </w:r>
     </w:p>
     <w:p>
@@ -935,35 +1757,35 @@
         <w:rPr>
           <w:rFonts w:ascii="黑体" w:hAnsi="黑体" w:eastAsia="黑体"/>
           <w:b/>
-          <w:sz w:val="32"/>
+          <w:sz w:val="30"/>
         </w:rPr>
-        <w:t>十二、安全港湾</w:t>
+        <w:t>十三、好友与临时好友</w:t>
       </w:r>
     </w:p>
     <w:p>
       <w:pPr>
-        <w:ind w:firstLine="476"/>
+        <w:ind w:firstLine="420"/>
         <w:jc w:val="both"/>
       </w:pPr>
       <w:r>
         <w:rPr>
           <w:rFonts w:ascii="宋体" w:hAnsi="宋体" w:eastAsia="宋体"/>
-          <w:sz w:val="24"/>
+          <w:sz w:val="23"/>
         </w:rPr>
-        <w:t>安全港湾模块提供心理热线、自助工具、暖心资源和访问记录能力。相关接口包括 /api/safe-harbor/hotlines、/tools、/resources、/recommend、/access/history。</w:t>
+        <w:t>系统支持正式好友和临时好友两类关系。临时好友适合从一次纸船或石头互动开始，保留有限时间，降低直接建立长期关系的压力。</w:t>
       </w:r>
     </w:p>
     <w:p>
       <w:pPr>
-        <w:ind w:firstLine="476"/>
+        <w:ind w:firstLine="420"/>
         <w:jc w:val="both"/>
       </w:pPr>
       <w:r>
         <w:rPr>
           <w:rFonts w:ascii="宋体" w:hAnsi="宋体" w:eastAsia="宋体"/>
-          <w:sz w:val="24"/>
+          <w:sz w:val="23"/>
         </w:rPr>
-        <w:t>该模块用于承接用户需要更直接支持的场景，和内容审核、风险识别、湖神提示共同形成安全保护链。</w:t>
+        <w:t>当双方持续互动后，可进一步建立正式好友关系并发送好友消息。</w:t>
       </w:r>
     </w:p>
     <w:p>
@@ -979,35 +1801,35 @@
         <w:rPr>
           <w:rFonts w:ascii="黑体" w:hAnsi="黑体" w:eastAsia="黑体"/>
           <w:b/>
-          <w:sz w:val="32"/>
+          <w:sz w:val="30"/>
         </w:rPr>
-        <w:t>十三、心理咨询与端到端加密</w:t>
+        <w:t>十四、个人中心</w:t>
       </w:r>
     </w:p>
     <w:p>
       <w:pPr>
-        <w:ind w:firstLine="476"/>
+        <w:ind w:firstLine="420"/>
         <w:jc w:val="both"/>
       </w:pPr>
       <w:r>
         <w:rPr>
           <w:rFonts w:ascii="宋体" w:hAnsi="宋体" w:eastAsia="宋体"/>
-          <w:sz w:val="24"/>
+          <w:sz w:val="23"/>
         </w:rPr>
-        <w:t>心理咨询链包含 /api/consultation/session、/key-exchange、/message、/messages/{sessionId}。后端 ConsultationController 与 E2EEncryption 使用 X25519、HKDF-SHA256、AES-256-GCM 保存密文消息。</w:t>
+        <w:t>个人中心集中展示用户头像、昵称、投石数量、收到纸船、发出纸船、相伴天数、情绪日历、隐私设置和账号工具。</w:t>
       </w:r>
     </w:p>
     <w:p>
       <w:pPr>
-        <w:ind w:firstLine="476"/>
+        <w:ind w:firstLine="420"/>
         <w:jc w:val="both"/>
       </w:pPr>
       <w:r>
         <w:rPr>
           <w:rFonts w:ascii="宋体" w:hAnsi="宋体" w:eastAsia="宋体"/>
-          <w:sz w:val="24"/>
+          <w:sz w:val="23"/>
         </w:rPr>
-        <w:t>服务端只保存 ciphertext、iv、tag 等密文字段，不存储咨询明文。该设计与匿名身份机制共同降低敏感信息暴露风险。</w:t>
+        <w:t>该页面是用户回看自己使用轨迹和进入高级功能的主入口。</w:t>
       </w:r>
     </w:p>
     <w:p>
@@ -1023,35 +1845,35 @@
         <w:rPr>
           <w:rFonts w:ascii="黑体" w:hAnsi="黑体" w:eastAsia="黑体"/>
           <w:b/>
-          <w:sz w:val="32"/>
+          <w:sz w:val="30"/>
         </w:rPr>
-        <w:t>十四、隐私与账号管理</w:t>
+        <w:t>十五、情绪日历</w:t>
       </w:r>
     </w:p>
     <w:p>
       <w:pPr>
-        <w:ind w:firstLine="476"/>
+        <w:ind w:firstLine="420"/>
         <w:jc w:val="both"/>
       </w:pPr>
       <w:r>
         <w:rPr>
           <w:rFonts w:ascii="宋体" w:hAnsi="宋体" w:eastAsia="宋体"/>
-          <w:sz w:val="24"/>
+          <w:sz w:val="23"/>
         </w:rPr>
-        <w:t>账号管理接口包括 /api/account/info、/profile、/privacy、/export、/deactivate、/delete-permanent。本次云端复核创建的匿名测试账号已通过 delete-permanent 清理。</w:t>
+        <w:t>情绪日历按日期聚合用户的投石和情绪记录，让用户从零散表达中看到周期变化。</w:t>
       </w:r>
     </w:p>
     <w:p>
       <w:pPr>
-        <w:ind w:firstLine="476"/>
+        <w:ind w:firstLine="420"/>
         <w:jc w:val="both"/>
       </w:pPr>
       <w:r>
         <w:rPr>
           <w:rFonts w:ascii="宋体" w:hAnsi="宋体" w:eastAsia="宋体"/>
-          <w:sz w:val="24"/>
+          <w:sz w:val="23"/>
         </w:rPr>
-        <w:t>隐私设置包含资料可见性、在线状态、陌生人消息、拉黑列表、数据导出、停用和永久删除。</w:t>
+        <w:t>系统会把每日主要情绪和记录数量整合到日历中，便于用户识别近期波动。</w:t>
       </w:r>
     </w:p>
     <w:p>
@@ -1067,45 +1889,353 @@
         <w:rPr>
           <w:rFonts w:ascii="黑体" w:hAnsi="黑体" w:eastAsia="黑体"/>
           <w:b/>
-          <w:sz w:val="32"/>
+          <w:sz w:val="30"/>
         </w:rPr>
-        <w:t>十五、管理后台登录</w:t>
+        <w:t>十六、情绪趋势</w:t>
       </w:r>
     </w:p>
     <w:p>
       <w:pPr>
-        <w:ind w:firstLine="476"/>
+        <w:ind w:firstLine="420"/>
         <w:jc w:val="both"/>
       </w:pPr>
       <w:r>
         <w:rPr>
           <w:rFonts w:ascii="宋体" w:hAnsi="宋体" w:eastAsia="宋体"/>
-          <w:sz w:val="24"/>
+          <w:sz w:val="23"/>
         </w:rPr>
-        <w:t>管理后台由 Vue 3、Element Plus、Pinia、Vue Router、ECharts 构成。登录页实际可渲染，当前 HTTP 环境下页面会提示“不是 HTTPS 连接，登录凭证传输存在风险”。</w:t>
+        <w:t>情绪趋势强调阶段性变化，回答“最近整体更平稳还是更紧张”这类问题。</w:t>
       </w:r>
     </w:p>
     <w:p>
       <w:pPr>
-        <w:ind w:firstLine="476"/>
+        <w:ind w:firstLine="420"/>
         <w:jc w:val="both"/>
       </w:pPr>
       <w:r>
         <w:rPr>
           <w:rFonts w:ascii="宋体" w:hAnsi="宋体" w:eastAsia="宋体"/>
-          <w:sz w:val="24"/>
+          <w:sz w:val="23"/>
         </w:rPr>
-        <w:t>后台登录使用管理员令牌和 RBAC 路径权限，管理端与用户端 token 分离。</w:t>
+        <w:t>系统结合情绪分数、情绪类型和历史记录生成趋势结果，同时保留隐私保护提示。</w:t>
       </w:r>
     </w:p>
     <w:p>
+      <w:r>
+        <w:br w:type="page"/>
+      </w:r>
+    </w:p>
+    <w:p>
+      <w:pPr>
+        <w:pStyle w:val="Heading1"/>
+      </w:pPr>
+      <w:r>
+        <w:rPr>
+          <w:rFonts w:ascii="黑体" w:hAnsi="黑体" w:eastAsia="黑体"/>
+          <w:b/>
+          <w:sz w:val="30"/>
+        </w:rPr>
+        <w:t>十七、守护者</w:t>
+      </w:r>
+    </w:p>
+    <w:p>
+      <w:pPr>
+        <w:ind w:firstLine="420"/>
+        <w:jc w:val="both"/>
+      </w:pPr>
+      <w:r>
+        <w:rPr>
+          <w:rFonts w:ascii="宋体" w:hAnsi="宋体" w:eastAsia="宋体"/>
+          <w:sz w:val="23"/>
+        </w:rPr>
+        <w:t>守护者机制用于鼓励高质量回应和温和陪伴。用户通过持续正向互动获得共鸣点和守护资格。</w:t>
+      </w:r>
+    </w:p>
+    <w:p>
+      <w:pPr>
+        <w:ind w:firstLine="420"/>
+        <w:jc w:val="both"/>
+      </w:pPr>
+      <w:r>
+        <w:rPr>
+          <w:rFonts w:ascii="宋体" w:hAnsi="宋体" w:eastAsia="宋体"/>
+          <w:sz w:val="23"/>
+        </w:rPr>
+        <w:t>该机制把帮助他人与自我成长结合起来，形成更健康的社区激励。</w:t>
+      </w:r>
+    </w:p>
+    <w:p>
+      <w:r>
+        <w:br w:type="page"/>
+      </w:r>
+    </w:p>
+    <w:p>
+      <w:pPr>
+        <w:pStyle w:val="Heading1"/>
+      </w:pPr>
+      <w:r>
+        <w:rPr>
+          <w:rFonts w:ascii="黑体" w:hAnsi="黑体" w:eastAsia="黑体"/>
+          <w:b/>
+          <w:sz w:val="30"/>
+        </w:rPr>
+        <w:t>十八、安全港湾</w:t>
+      </w:r>
+    </w:p>
+    <w:p>
+      <w:pPr>
+        <w:ind w:firstLine="420"/>
+        <w:jc w:val="both"/>
+      </w:pPr>
+      <w:r>
+        <w:rPr>
+          <w:rFonts w:ascii="宋体" w:hAnsi="宋体" w:eastAsia="宋体"/>
+          <w:sz w:val="23"/>
+        </w:rPr>
+        <w:t>安全港湾提供心理援助热线、自助稳定练习、五感着陆、情绪日记等支持入口。</w:t>
+      </w:r>
+    </w:p>
+    <w:p>
+      <w:pPr>
+        <w:ind w:firstLine="420"/>
+        <w:jc w:val="both"/>
+      </w:pPr>
+      <w:r>
+        <w:rPr>
+          <w:rFonts w:ascii="宋体" w:hAnsi="宋体" w:eastAsia="宋体"/>
+          <w:sz w:val="23"/>
+        </w:rPr>
+        <w:t>当用户出现较高压力或需要更明确帮助时，可从安全港湾获得稳定引导。</w:t>
+      </w:r>
+    </w:p>
+    <w:p>
+      <w:r>
+        <w:br w:type="page"/>
+      </w:r>
+    </w:p>
+    <w:p>
+      <w:pPr>
+        <w:pStyle w:val="Heading1"/>
+      </w:pPr>
+      <w:r>
+        <w:rPr>
+          <w:rFonts w:ascii="黑体" w:hAnsi="黑体" w:eastAsia="黑体"/>
+          <w:b/>
+          <w:sz w:val="30"/>
+        </w:rPr>
+        <w:t>十九、灯火计划</w:t>
+      </w:r>
+    </w:p>
+    <w:p>
+      <w:pPr>
+        <w:ind w:firstLine="420"/>
+        <w:jc w:val="both"/>
+      </w:pPr>
+      <w:r>
+        <w:rPr>
+          <w:rFonts w:ascii="宋体" w:hAnsi="宋体" w:eastAsia="宋体"/>
+          <w:sz w:val="23"/>
+        </w:rPr>
+        <w:t>灯火计划用于承载会员权益、心理咨询预约和更高强度的陪伴资源。</w:t>
+      </w:r>
+    </w:p>
+    <w:p>
+      <w:pPr>
+        <w:ind w:firstLine="420"/>
+        <w:jc w:val="both"/>
+      </w:pPr>
+      <w:r>
+        <w:rPr>
+          <w:rFonts w:ascii="宋体" w:hAnsi="宋体" w:eastAsia="宋体"/>
+          <w:sz w:val="23"/>
+        </w:rPr>
+        <w:t>接口层保留 /api/vip/ 路径前缀，前端展示层使用“灯火计划”命名，兼顾产品表达和接口兼容。</w:t>
+      </w:r>
+    </w:p>
+    <w:p>
+      <w:r>
+        <w:br w:type="page"/>
+      </w:r>
+    </w:p>
+    <w:p>
+      <w:pPr>
+        <w:pStyle w:val="Heading1"/>
+      </w:pPr>
+      <w:r>
+        <w:rPr>
+          <w:rFonts w:ascii="黑体" w:hAnsi="黑体" w:eastAsia="黑体"/>
+          <w:b/>
+          <w:sz w:val="30"/>
+        </w:rPr>
+        <w:t>二十、湖神陪伴</w:t>
+      </w:r>
+    </w:p>
+    <w:p>
+      <w:pPr>
+        <w:ind w:firstLine="420"/>
+        <w:jc w:val="both"/>
+      </w:pPr>
+      <w:r>
+        <w:rPr>
+          <w:rFonts w:ascii="宋体" w:hAnsi="宋体" w:eastAsia="宋体"/>
+          <w:sz w:val="23"/>
+        </w:rPr>
+        <w:t>湖神陪伴是 AI 对话入口，用户可以输入当前感受，系统结合情绪识别、内容审核和历史上下文给出回应。</w:t>
+      </w:r>
+    </w:p>
+    <w:p>
+      <w:pPr>
+        <w:ind w:firstLine="420"/>
+        <w:jc w:val="both"/>
+      </w:pPr>
+      <w:r>
+        <w:rPr>
+          <w:rFonts w:ascii="宋体" w:hAnsi="宋体" w:eastAsia="宋体"/>
+          <w:sz w:val="23"/>
+        </w:rPr>
+        <w:t>当内容存在风险时，系统会优先引导用户使用安全港湾和专业资源。</w:t>
+      </w:r>
+    </w:p>
+    <w:p>
+      <w:r>
+        <w:br w:type="page"/>
+      </w:r>
+    </w:p>
+    <w:p>
+      <w:pPr>
+        <w:pStyle w:val="Heading1"/>
+      </w:pPr>
+      <w:r>
+        <w:rPr>
+          <w:rFonts w:ascii="黑体" w:hAnsi="黑体" w:eastAsia="黑体"/>
+          <w:b/>
+          <w:sz w:val="30"/>
+        </w:rPr>
+        <w:t>二十一、隐私设置</w:t>
+      </w:r>
+    </w:p>
+    <w:p>
+      <w:pPr>
+        <w:ind w:firstLine="420"/>
+        <w:jc w:val="both"/>
+      </w:pPr>
+      <w:r>
+        <w:rPr>
+          <w:rFonts w:ascii="宋体" w:hAnsi="宋体" w:eastAsia="宋体"/>
+          <w:sz w:val="23"/>
+        </w:rPr>
+        <w:t>隐私设置允许用户控制资料可见性、在线状态、陌生人纸船和好友请求。</w:t>
+      </w:r>
+    </w:p>
+    <w:p>
+      <w:pPr>
+        <w:ind w:firstLine="420"/>
+        <w:jc w:val="both"/>
+      </w:pPr>
+      <w:r>
+        <w:rPr>
+          <w:rFonts w:ascii="宋体" w:hAnsi="宋体" w:eastAsia="宋体"/>
+          <w:sz w:val="23"/>
+        </w:rPr>
+        <w:t>账号数据导出、停用和永久删除也集中在账号管理能力中，满足用户对匿名系统的控制需求。</w:t>
+      </w:r>
+    </w:p>
+    <w:p>
+      <w:r>
+        <w:br w:type="page"/>
+      </w:r>
+    </w:p>
+    <w:p>
+      <w:pPr>
+        <w:pStyle w:val="Heading1"/>
+      </w:pPr>
+      <w:r>
+        <w:rPr>
+          <w:rFonts w:ascii="黑体" w:hAnsi="黑体" w:eastAsia="黑体"/>
+          <w:b/>
+          <w:sz w:val="30"/>
+        </w:rPr>
+        <w:t>二十二、账号恢复与删除</w:t>
+      </w:r>
+    </w:p>
+    <w:p>
+      <w:pPr>
+        <w:ind w:firstLine="420"/>
+        <w:jc w:val="both"/>
+      </w:pPr>
+      <w:r>
+        <w:rPr>
+          <w:rFonts w:ascii="宋体" w:hAnsi="宋体" w:eastAsia="宋体"/>
+          <w:sz w:val="23"/>
+        </w:rPr>
+        <w:t>匿名账号依靠恢复密钥找回。用户更换设备或清除本地数据后，可通过恢复密钥恢复原有身份。</w:t>
+      </w:r>
+    </w:p>
+    <w:p>
+      <w:pPr>
+        <w:ind w:firstLine="420"/>
+        <w:jc w:val="both"/>
+      </w:pPr>
+      <w:r>
+        <w:rPr>
+          <w:rFonts w:ascii="宋体" w:hAnsi="宋体" w:eastAsia="宋体"/>
+          <w:sz w:val="23"/>
+        </w:rPr>
+        <w:t>永久删除操作会按依赖顺序清理纸船、涟漪、好友、通知、石头和用户记录，避免残留数据。</w:t>
+      </w:r>
+    </w:p>
+    <w:p>
+      <w:r>
+        <w:br w:type="page"/>
+      </w:r>
+    </w:p>
+    <w:p>
+      <w:pPr>
+        <w:pStyle w:val="Heading1"/>
+      </w:pPr>
+      <w:r>
+        <w:rPr>
+          <w:rFonts w:ascii="黑体" w:hAnsi="黑体" w:eastAsia="黑体"/>
+          <w:b/>
+          <w:sz w:val="30"/>
+        </w:rPr>
+        <w:t>二十三、管理后台</w:t>
+      </w:r>
+    </w:p>
+    <w:p>
+      <w:pPr>
+        <w:ind w:firstLine="420"/>
+        <w:jc w:val="both"/>
+      </w:pPr>
+      <w:r>
+        <w:rPr>
+          <w:rFonts w:ascii="宋体" w:hAnsi="宋体" w:eastAsia="宋体"/>
+          <w:sz w:val="23"/>
+        </w:rPr>
+        <w:t>管理后台提供实时概览、用户管理、内容管理、举报处理、敏感词管理、配置维护、操作日志和统计分析。</w:t>
+      </w:r>
+    </w:p>
+    <w:p>
+      <w:pPr>
+        <w:ind w:firstLine="420"/>
+        <w:jc w:val="both"/>
+      </w:pPr>
+      <w:r>
+        <w:rPr>
+          <w:rFonts w:ascii="宋体" w:hAnsi="宋体" w:eastAsia="宋体"/>
+          <w:sz w:val="23"/>
+        </w:rPr>
+        <w:t>本次云端截图可访问 /admin/ 管理入口，说明前后端网关路径已部署。</w:t>
+      </w:r>
+    </w:p>
+    <w:p>
       <w:pPr>
         <w:jc w:val="center"/>
       </w:pPr>
       <w:r>
         <w:drawing>
           <wp:inline xmlns:a="http://schemas.openxmlformats.org/drawingml/2006/main" xmlns:pic="http://schemas.openxmlformats.org/drawingml/2006/picture">
-            <wp:extent cx="5400000" cy="3560440"/>
+            <wp:extent cx="5616000" cy="3510000"/>
             <wp:docPr id="3" name="Picture 3"/>
             <wp:cNvGraphicFramePr>
               <a:graphicFrameLocks noChangeAspect="1"/>
@@ -1114,7 +2244,7 @@
               <a:graphicData uri="http://schemas.openxmlformats.org/drawingml/2006/picture">
                 <pic:pic>
                   <pic:nvPicPr>
-                    <pic:cNvPr id="0" name="admin-login.png"/>
+                    <pic:cNvPr id="0" name="cloud-admin.png"/>
                     <pic:cNvPicPr/>
                   </pic:nvPicPr>
                   <pic:blipFill>
@@ -1126,7 +2256,7 @@
                   <pic:spPr>
                     <a:xfrm>
                       <a:off x="0" y="0"/>
-                      <a:ext cx="5400000" cy="3560440"/>
+                      <a:ext cx="5616000" cy="3510000"/>
                     </a:xfrm>
                     <a:prstGeom prst="rect"/>
                   </pic:spPr>
@@ -1144,9 +2274,9 @@
       <w:r>
         <w:rPr>
           <w:rFonts w:ascii="宋体" w:hAnsi="宋体" w:eastAsia="宋体"/>
-          <w:sz w:val="21"/>
+          <w:sz w:val="20"/>
         </w:rPr>
-        <w:t>图 15 管理后台登录实际界面</w:t>
+        <w:t>图 3 云端管理后台登录入口</w:t>
       </w:r>
     </w:p>
     <w:p>
@@ -1162,35 +2292,35 @@
         <w:rPr>
           <w:rFonts w:ascii="黑体" w:hAnsi="黑体" w:eastAsia="黑体"/>
           <w:b/>
-          <w:sz w:val="32"/>
+          <w:sz w:val="30"/>
         </w:rPr>
-        <w:t>十六、管理后台功能</w:t>
+        <w:t>二十四、实时通道</w:t>
       </w:r>
     </w:p>
     <w:p>
       <w:pPr>
-        <w:ind w:firstLine="476"/>
+        <w:ind w:firstLine="420"/>
         <w:jc w:val="both"/>
       </w:pPr>
       <w:r>
         <w:rPr>
           <w:rFonts w:ascii="宋体" w:hAnsi="宋体" w:eastAsia="宋体"/>
-          <w:sz w:val="24"/>
+          <w:sz w:val="23"/>
         </w:rPr>
-        <w:t>后台包含 Dashboard、用户、内容、审核、举报、敏感词、日志、设置、EdgeAI 等视图。AdminController 与 AdminManagementController 提供统计、用户治理、内容治理、举报处理、广播和操作日志接口。</w:t>
+        <w:t>系统通过 /ws/broadcast 提供 WebSocket 实时广播，新石头、新互动和后台统计更新可及时推送。</w:t>
       </w:r>
     </w:p>
     <w:p>
       <w:pPr>
-        <w:ind w:firstLine="476"/>
+        <w:ind w:firstLine="420"/>
         <w:jc w:val="both"/>
       </w:pPr>
       <w:r>
         <w:rPr>
           <w:rFonts w:ascii="宋体" w:hAnsi="宋体" w:eastAsia="宋体"/>
-          <w:sz w:val="24"/>
+          <w:sz w:val="23"/>
         </w:rPr>
-        <w:t>本次依赖治理中，管理端 Vite 升级至 8.0.10，@vitejs/plugin-vue 升级至 6.0.6，npm audit 高危检查为 0 漏洞。</w:t>
+        <w:t>本次已修正网关首页显示的实时通道路径，避免把不可用的 /chat/ 作为入口。</w:t>
       </w:r>
     </w:p>
     <w:p>
@@ -1206,35 +2336,35 @@
         <w:rPr>
           <w:rFonts w:ascii="黑体" w:hAnsi="黑体" w:eastAsia="黑体"/>
           <w:b/>
-          <w:sz w:val="32"/>
+          <w:sz w:val="30"/>
         </w:rPr>
-        <w:t>十七、Edge AI 子系统</w:t>
+        <w:t>二十五、内容安全</w:t>
       </w:r>
     </w:p>
     <w:p>
       <w:pPr>
-        <w:ind w:firstLine="476"/>
+        <w:ind w:firstLine="420"/>
         <w:jc w:val="both"/>
       </w:pPr>
       <w:r>
         <w:rPr>
           <w:rFonts w:ascii="宋体" w:hAnsi="宋体" w:eastAsia="宋体"/>
-          <w:sz w:val="24"/>
+          <w:sz w:val="23"/>
         </w:rPr>
-        <w:t>EdgeAIEngine 统一封装八类子系统：SentimentAnalyzer、ContentModerator、EmotionPulseDetector、FederatedLearner、EdgeDifferentialPrivacy、HNSWIndex、ModelQuantizer、EdgeNodeMonitor。</w:t>
+        <w:t>后端在投石、纸船和 AI 对话中执行长度、类型、格式和内容安全校验，避免明显不当内容进入公开湖面。</w:t>
       </w:r>
     </w:p>
     <w:p>
       <w:pPr>
-        <w:ind w:firstLine="476"/>
+        <w:ind w:firstLine="420"/>
         <w:jc w:val="both"/>
       </w:pPr>
       <w:r>
         <w:rPr>
           <w:rFonts w:ascii="宋体" w:hAnsi="宋体" w:eastAsia="宋体"/>
-          <w:sz w:val="24"/>
+          <w:sz w:val="23"/>
         </w:rPr>
-        <w:t>这些模块分别承担情绪分析、文本审核、社区情绪脉搏、联邦聚合、差分隐私、向量检索、量化推理和边缘节点健康监控。</w:t>
+        <w:t>管理后台也提供审核和敏感词维护能力，形成自动校验与人工治理结合。</w:t>
       </w:r>
     </w:p>
     <w:p>
@@ -1250,35 +2380,86 @@
         <w:rPr>
           <w:rFonts w:ascii="黑体" w:hAnsi="黑体" w:eastAsia="黑体"/>
           <w:b/>
-          <w:sz w:val="32"/>
+          <w:sz w:val="30"/>
         </w:rPr>
-        <w:t>十八、推荐、共鸣搜索与向量链路</w:t>
+        <w:t>二十六、云端部署</w:t>
       </w:r>
     </w:p>
     <w:p>
       <w:pPr>
-        <w:ind w:firstLine="476"/>
+        <w:ind w:firstLine="420"/>
         <w:jc w:val="both"/>
       </w:pPr>
       <w:r>
         <w:rPr>
           <w:rFonts w:ascii="宋体" w:hAnsi="宋体" w:eastAsia="宋体"/>
-          <w:sz w:val="24"/>
+          <w:sz w:val="23"/>
         </w:rPr>
-        <w:t>RecommendationEngine、EmotionResonanceEngine、AdvancedEmbeddingEngine、ResonanceSearchService 和 MilvusClient 共同支撑个性化推荐、相似石头、共鸣搜索和高级推荐。</w:t>
+        <w:t>当前云端地址为 http://121.41.195.165，健康检查接口返回状态 ok、版本 3.0。</w:t>
       </w:r>
     </w:p>
     <w:p>
       <w:pPr>
-        <w:ind w:firstLine="476"/>
+        <w:ind w:firstLine="420"/>
         <w:jc w:val="both"/>
       </w:pPr>
       <w:r>
         <w:rPr>
           <w:rFonts w:ascii="宋体" w:hAnsi="宋体" w:eastAsia="宋体"/>
-          <w:sz w:val="24"/>
+          <w:sz w:val="23"/>
         </w:rPr>
-        <w:t>推荐链路不是静态假数据展示，而是通过用户行为、内容向量、情绪标签、时间衰减和多样性策略组合生成。</w:t>
+        <w:t>公网管理后台、网关页和公开湖面接口均已复核。HTTPS 证书当前未完成配置，生产提交或正式展示建议补齐 TLS。</w:t>
+      </w:r>
+    </w:p>
+    <w:p>
+      <w:pPr>
+        <w:jc w:val="center"/>
+      </w:pPr>
+      <w:r>
+        <w:drawing>
+          <wp:inline xmlns:a="http://schemas.openxmlformats.org/drawingml/2006/main" xmlns:pic="http://schemas.openxmlformats.org/drawingml/2006/picture">
+            <wp:extent cx="5616000" cy="3510000"/>
+            <wp:docPr id="4" name="Picture 4"/>
+            <wp:cNvGraphicFramePr>
+              <a:graphicFrameLocks noChangeAspect="1"/>
+            </wp:cNvGraphicFramePr>
+            <a:graphic>
+              <a:graphicData uri="http://schemas.openxmlformats.org/drawingml/2006/picture">
+                <pic:pic>
+                  <pic:nvPicPr>
+                    <pic:cNvPr id="0" name="cloud-gateway.png"/>
+                    <pic:cNvPicPr/>
+                  </pic:nvPicPr>
+                  <pic:blipFill>
+                    <a:blip r:embed="rId12"/>
+                    <a:stretch>
+                      <a:fillRect/>
+                    </a:stretch>
+                  </pic:blipFill>
+                  <pic:spPr>
+                    <a:xfrm>
+                      <a:off x="0" y="0"/>
+                      <a:ext cx="5616000" cy="3510000"/>
+                    </a:xfrm>
+                    <a:prstGeom prst="rect"/>
+                  </pic:spPr>
+                </pic:pic>
+              </a:graphicData>
+            </a:graphic>
+          </wp:inline>
+        </w:drawing>
+      </w:r>
+    </w:p>
+    <w:p>
+      <w:pPr>
+        <w:jc w:val="center"/>
+      </w:pPr>
+      <w:r>
+        <w:rPr>
+          <w:rFonts w:ascii="宋体" w:hAnsi="宋体" w:eastAsia="宋体"/>
+          <w:sz w:val="20"/>
+        </w:rPr>
+        <w:t>图 4 云端网关首页</w:t>
       </w:r>
     </w:p>
     <w:p>
@@ -1294,35 +2475,35 @@
         <w:rPr>
           <w:rFonts w:ascii="黑体" w:hAnsi="黑体" w:eastAsia="黑体"/>
           <w:b/>
-          <w:sz w:val="32"/>
+          <w:sz w:val="30"/>
         </w:rPr>
-        <w:t>十九、实时广播链路</w:t>
+        <w:t>二十七、测试验证</w:t>
       </w:r>
     </w:p>
     <w:p>
       <w:pPr>
-        <w:ind w:firstLine="476"/>
+        <w:ind w:firstLine="420"/>
         <w:jc w:val="both"/>
       </w:pPr>
       <w:r>
         <w:rPr>
           <w:rFonts w:ascii="宋体" w:hAnsi="宋体" w:eastAsia="宋体"/>
-          <w:sz w:val="24"/>
+          <w:sz w:val="23"/>
         </w:rPr>
-        <w:t>BroadcastWebSocketController 注册 /ws/broadcast。客户端握手时需要携带 token，连接后支持 auth_success、ping/pong 和业务实时事件。</w:t>
+        <w:t>本次本地验证包括后端 CMake 编译、Flutter analyze、Flutter Web 构建、Vue 管理端构建和种子 SQL 容器落库验证。</w:t>
       </w:r>
     </w:p>
     <w:p>
       <w:pPr>
-        <w:ind w:firstLine="476"/>
+        <w:ind w:firstLine="420"/>
         <w:jc w:val="both"/>
       </w:pPr>
       <w:r>
         <w:rPr>
           <w:rFonts w:ascii="宋体" w:hAnsi="宋体" w:eastAsia="宋体"/>
-          <w:sz w:val="24"/>
+          <w:sz w:val="23"/>
         </w:rPr>
-        <w:t>本次公网复核中 /ws/broadcast 返回 HTTP 101 Switching Protocols，/chat/ 返回 404，因此仓库网关首页已修正为真实路径。</w:t>
+        <w:t>种子 SQL 在 PostgreSQL 16 临时容器中执行完整迁移后落库成功，返回 32/96/282/48/330/96 的数据规模统计。</w:t>
       </w:r>
     </w:p>
     <w:p>
@@ -1338,35 +2519,35 @@
         <w:rPr>
           <w:rFonts w:ascii="黑体" w:hAnsi="黑体" w:eastAsia="黑体"/>
           <w:b/>
-          <w:sz w:val="32"/>
+          <w:sz w:val="30"/>
         </w:rPr>
-        <w:t>二十、数据层与迁移</w:t>
+        <w:t>二十八、展示数据维护</w:t>
       </w:r>
     </w:p>
     <w:p>
       <w:pPr>
-        <w:ind w:firstLine="476"/>
+        <w:ind w:firstLine="420"/>
         <w:jc w:val="both"/>
       </w:pPr>
       <w:r>
         <w:rPr>
           <w:rFonts w:ascii="宋体" w:hAnsi="宋体" w:eastAsia="宋体"/>
-          <w:sz w:val="24"/>
+          <w:sz w:val="23"/>
         </w:rPr>
-        <w:t>backend/migrations 目录包含用户、石头、社交、互动、AI、守护、管理、通知、咨询、导出、索引和账号会话等迁移脚本。</w:t>
+        <w:t>展示数据采用明确前缀 showcase_user_、showcase_stone_、showcase_boat_、showcase_ripple_，便于重复导入前清理，不影响真实用户数据。</w:t>
       </w:r>
     </w:p>
     <w:p>
       <w:pPr>
-        <w:ind w:firstLine="476"/>
+        <w:ind w:firstLine="420"/>
         <w:jc w:val="both"/>
       </w:pPr>
       <w:r>
         <w:rPr>
           <w:rFonts w:ascii="宋体" w:hAnsi="宋体" w:eastAsia="宋体"/>
-          <w:sz w:val="24"/>
+          <w:sz w:val="23"/>
         </w:rPr>
-        <w:t>PostgreSQL 保存主业务数据，Redis 用于缓存、实时和限流辅助；本次 /api/health/detailed 返回 db_status=ok、redis_status=ok。</w:t>
+        <w:t>云端通过公开 API 注入的数据使用稳定设备标识，后续如需清理，可按账号恢复方式重新登录对应展示身份并删除。</w:t>
       </w:r>
     </w:p>
     <w:p>
@@ -1382,35 +2563,35 @@
         <w:rPr>
           <w:rFonts w:ascii="黑体" w:hAnsi="黑体" w:eastAsia="黑体"/>
           <w:b/>
-          <w:sz w:val="32"/>
+          <w:sz w:val="30"/>
         </w:rPr>
-        <w:t>二十一、部署结构</w:t>
+        <w:t>二十九、使用注意事项</w:t>
       </w:r>
     </w:p>
     <w:p>
       <w:pPr>
-        <w:ind w:firstLine="476"/>
+        <w:ind w:firstLine="420"/>
         <w:jc w:val="both"/>
       </w:pPr>
       <w:r>
         <w:rPr>
           <w:rFonts w:ascii="宋体" w:hAnsi="宋体" w:eastAsia="宋体"/>
-          <w:sz w:val="24"/>
+          <w:sz w:val="23"/>
         </w:rPr>
-        <w:t>生产部署通过 Nginx Gateway 转发 /api、/ws、/admin。docker-compose 和 server-lite 文件描述后端、管理端、PostgreSQL、Redis、Nginx 的服务组合。</w:t>
+        <w:t>用户应保存恢复密钥，避免匿名账号丢失。对于涉及强烈心理压力的情况，软件只提供基础陪伴与资源引导，不能替代专业医疗诊断或治疗。</w:t>
       </w:r>
     </w:p>
     <w:p>
       <w:pPr>
-        <w:ind w:firstLine="476"/>
+        <w:ind w:firstLine="420"/>
         <w:jc w:val="both"/>
       </w:pPr>
       <w:r>
         <w:rPr>
           <w:rFonts w:ascii="宋体" w:hAnsi="宋体" w:eastAsia="宋体"/>
-          <w:sz w:val="24"/>
+          <w:sz w:val="23"/>
         </w:rPr>
-        <w:t>README 中记录云端仓库目录 /root/HeartLake、公网入口、管理后台、API 和 WebSocket 地址。</w:t>
+        <w:t>管理员应定期检查内容审核、举报处理、数据备份和 TLS 配置。</w:t>
       </w:r>
     </w:p>
     <w:p>
@@ -1426,128 +2607,40 @@
         <w:rPr>
           <w:rFonts w:ascii="黑体" w:hAnsi="黑体" w:eastAsia="黑体"/>
           <w:b/>
-          <w:sz w:val="32"/>
+          <w:sz w:val="30"/>
         </w:rPr>
-        <w:t>二十二、安全治理</w:t>
+        <w:t>三十、总结</w:t>
       </w:r>
     </w:p>
     <w:p>
       <w:pPr>
-        <w:ind w:firstLine="476"/>
+        <w:ind w:firstLine="420"/>
         <w:jc w:val="both"/>
       </w:pPr>
       <w:r>
         <w:rPr>
           <w:rFonts w:ascii="宋体" w:hAnsi="宋体" w:eastAsia="宋体"/>
-          <w:sz w:val="24"/>
+          <w:sz w:val="23"/>
         </w:rPr>
-        <w:t>系统安全链路包括 PASETO、refresh session、恢复密钥、RBAC、RateLimitFilter、SecurityAuditFilter、AdminAuthFilter、安全响应头、CORS 白名单和操作日志。</w:t>
+        <w:t>心湖匿名心理关怀系统软件 V1.0 已具备从匿名登录、内容发布、互动回应、个性化推荐、情绪工具到后台治理的完整闭环。</w:t>
       </w:r>
     </w:p>
     <w:p>
       <w:pPr>
-        <w:ind w:firstLine="476"/>
+        <w:ind w:firstLine="420"/>
         <w:jc w:val="both"/>
       </w:pPr>
       <w:r>
         <w:rPr>
           <w:rFonts w:ascii="宋体" w:hAnsi="宋体" w:eastAsia="宋体"/>
-          <w:sz w:val="24"/>
+          <w:sz w:val="23"/>
         </w:rPr>
-        <w:t>管理后台当前 HTTP 登录会提示风险；正式演示或生产使用应配置 HTTPS 域名证书，避免凭证明文传输。</w:t>
-      </w:r>
-    </w:p>
-    <w:p>
-      <w:r>
-        <w:br w:type="page"/>
-      </w:r>
-    </w:p>
-    <w:p>
-      <w:pPr>
-        <w:pStyle w:val="Heading1"/>
-      </w:pPr>
-      <w:r>
-        <w:rPr>
-          <w:rFonts w:ascii="黑体" w:hAnsi="黑体" w:eastAsia="黑体"/>
-          <w:b/>
-          <w:sz w:val="32"/>
-        </w:rPr>
-        <w:t>二十三、源码结构</w:t>
-      </w:r>
-    </w:p>
-    <w:p>
-      <w:pPr>
-        <w:ind w:firstLine="476"/>
-        <w:jc w:val="both"/>
-      </w:pPr>
-      <w:r>
-        <w:rPr>
-          <w:rFonts w:ascii="宋体" w:hAnsi="宋体" w:eastAsia="宋体"/>
-          <w:sz w:val="24"/>
-        </w:rPr>
-        <w:t>源码按用户端、管理端、服务端、部署脚本和文档组织。关键入口包括 frontend/lib/main.dart、frontend/lib/router/app_router.dart、admin/src/router/index.ts、admin/src/api/index.ts、backend/src/main.cpp、backend/include/interfaces/api。</w:t>
-      </w:r>
-    </w:p>
-    <w:p>
-      <w:pPr>
-        <w:ind w:firstLine="476"/>
-        <w:jc w:val="both"/>
-      </w:pPr>
-      <w:r>
-        <w:rPr>
-          <w:rFonts w:ascii="宋体" w:hAnsi="宋体" w:eastAsia="宋体"/>
-          <w:sz w:val="24"/>
-        </w:rPr>
-        <w:t>本次软著代码清单统计源程序量为 112344 行，代码清单按前连续 30 页和后连续 30 页交存。</w:t>
-      </w:r>
-    </w:p>
-    <w:p>
-      <w:r>
-        <w:br w:type="page"/>
-      </w:r>
-    </w:p>
-    <w:p>
-      <w:pPr>
-        <w:pStyle w:val="Heading1"/>
-      </w:pPr>
-      <w:r>
-        <w:rPr>
-          <w:rFonts w:ascii="黑体" w:hAnsi="黑体" w:eastAsia="黑体"/>
-          <w:b/>
-          <w:sz w:val="32"/>
-        </w:rPr>
-        <w:t>二十四、结束使用与恢复提醒</w:t>
-      </w:r>
-    </w:p>
-    <w:p>
-      <w:pPr>
-        <w:ind w:firstLine="476"/>
-        <w:jc w:val="both"/>
-      </w:pPr>
-      <w:r>
-        <w:rPr>
-          <w:rFonts w:ascii="宋体" w:hAnsi="宋体" w:eastAsia="宋体"/>
-          <w:sz w:val="24"/>
-        </w:rPr>
-        <w:t>用户结束使用时可直接退出或在个人中心登出。匿名账号长期使用依赖恢复密钥，用户应妥善保存。</w:t>
-      </w:r>
-    </w:p>
-    <w:p>
-      <w:pPr>
-        <w:ind w:firstLine="476"/>
-        <w:jc w:val="both"/>
-      </w:pPr>
-      <w:r>
-        <w:rPr>
-          <w:rFonts w:ascii="宋体" w:hAnsi="宋体" w:eastAsia="宋体"/>
-          <w:sz w:val="24"/>
-        </w:rPr>
-        <w:t>如更换设备或本地数据丢失，可通过恢复密钥找回账号；如果用户明确不再使用，可通过账号永久删除接口清理个人数据。</w:t>
+        <w:t>本次材料基于真实仓库、真实云端复核和真实构建结果整理，展示数据规模已扩充，适合作为软著登记说明书和项目展示材料。</w:t>
       </w:r>
     </w:p>
     <w:sectPr>
       <w:pgSz w:w="11906" w:h="16838"/>
-      <w:pgMar w:top="1332" w:right="1332" w:bottom="1332" w:left="1332" w:header="720" w:footer="720" w:gutter="0"/>
+      <w:pgMar w:top="1361" w:right="1361" w:bottom="1247" w:left="1361" w:header="720" w:footer="720" w:gutter="0"/>
       <w:cols w:space="720"/>
       <w:docGrid w:linePitch="360"/>
     </w:sectPr>
@@ -1919,11 +3012,11 @@
     <w:qFormat/>
     <w:rsid w:val="00FC693F"/>
     <w:pPr>
-      <w:spacing w:line="360" w:lineRule="auto" w:after="120"/>
+      <w:spacing w:line="360" w:lineRule="auto" w:after="80"/>
     </w:pPr>
     <w:rPr>
       <w:rFonts w:ascii="宋体" w:hAnsi="宋体" w:eastAsia="宋体"/>
-      <w:sz w:val="24"/>
+      <w:sz w:val="23"/>
     </w:rPr>
   </w:style>
   <w:style w:type="paragraph" w:styleId="Header">
@@ -1989,7 +3082,7 @@
       <w:b/>
       <w:bCs/>
       <w:color w:val="365F91" w:themeColor="accent1" w:themeShade="BF"/>
-      <w:sz w:val="32"/>
+      <w:sz w:val="30"/>
       <w:szCs w:val="28"/>
     </w:rPr>
   </w:style>
@@ -2013,7 +3106,7 @@
       <w:b/>
       <w:bCs/>
       <w:color w:val="4F81BD" w:themeColor="accent1"/>
-      <w:sz w:val="28"/>
+      <w:sz w:val="26"/>
       <w:szCs w:val="26"/>
     </w:rPr>
   </w:style>
